--- a/B10E-PSS-Simulator/docs-word/04_SILWORX_OFFLINE_TEST_PROCEDURE.docx
+++ b/B10E-PSS-Simulator/docs-word/04_SILWORX_OFFLINE_TEST_PROCEDURE.docx
@@ -470,7 +470,7 @@
                 <w:b/>
                 <w:color w:val="FFFFFF"/>
               </w:rPr>
-              <w:t>What it is</w:t>
+              <w:t>What it is (the exact device)</w:t>
             </w:r>
           </w:p>
         </w:tc>
@@ -517,7 +517,7 @@
                 <w:color w:val="C7254E"/>
                 <w:sz w:val="19"/>
               </w:rPr>
-              <w:t>BL10E-PS-GADC-01..06</w:t>
+              <w:t>BL10E-PS-GADC-01</w:t>
             </w:r>
             <w:r>
               <w:t xml:space="preserve">, </w:t>
@@ -528,115 +528,96 @@
                 <w:color w:val="C7254E"/>
                 <w:sz w:val="19"/>
               </w:rPr>
-              <w:t>SADC-01..05</w:t>
-            </w:r>
-          </w:p>
-        </w:tc>
-        <w:tc>
-          <w:tcPr>
-            <w:tcW w:type="dxa" w:w="2160"/>
-          </w:tcPr>
-          <w:p>
-            <w:r>
-              <w:t>Door/gate "closed" switches (the personnel door, the gate, the service door)</w:t>
-            </w:r>
-          </w:p>
-        </w:tc>
-        <w:tc>
-          <w:tcPr>
-            <w:tcW w:type="dxa" w:w="2160"/>
-          </w:tcPr>
-          <w:p>
-            <w:r>
-              <w:rPr>
-                <w:b/>
-              </w:rPr>
-              <w:t>1 = shut</w:t>
-            </w:r>
-          </w:p>
-        </w:tc>
-        <w:tc>
-          <w:tcPr>
-            <w:tcW w:type="dxa" w:w="2160"/>
-          </w:tcPr>
-          <w:p>
-            <w:r>
-              <w:t>0 = open</w:t>
-            </w:r>
-          </w:p>
-        </w:tc>
-      </w:tr>
-      <w:tr>
-        <w:tc>
-          <w:tcPr>
-            <w:tcW w:type="dxa" w:w="2160"/>
-          </w:tcPr>
-          <w:p>
+              <w:t>-02</w:t>
+            </w:r>
+            <w:r>
+              <w:t xml:space="preserve">, </w:t>
+            </w:r>
             <w:r>
               <w:rPr>
                 <w:rFonts w:ascii="Consolas" w:hAnsi="Consolas"/>
                 <w:color w:val="C7254E"/>
                 <w:sz w:val="19"/>
               </w:rPr>
-              <w:t>BL10E-PS-GADL-01/02/04/05</w:t>
-            </w:r>
-            <w:r>
-              <w:t xml:space="preserve">, </w:t>
-            </w:r>
+              <w:t>-03</w:t>
+            </w:r>
+          </w:p>
+        </w:tc>
+        <w:tc>
+          <w:tcPr>
+            <w:tcW w:type="dxa" w:w="2160"/>
+          </w:tcPr>
+          <w:p>
+            <w:r>
+              <w:t xml:space="preserve">The three "closed" switches on the </w:t>
+            </w:r>
+            <w:r>
+              <w:rPr>
+                <w:b/>
+              </w:rPr>
+              <w:t>main personnel door</w:t>
+            </w:r>
+          </w:p>
+        </w:tc>
+        <w:tc>
+          <w:tcPr>
+            <w:tcW w:type="dxa" w:w="2160"/>
+          </w:tcPr>
+          <w:p>
+            <w:r>
+              <w:rPr>
+                <w:b/>
+              </w:rPr>
+              <w:t>1 = door shut</w:t>
+            </w:r>
+          </w:p>
+        </w:tc>
+        <w:tc>
+          <w:tcPr>
+            <w:tcW w:type="dxa" w:w="2160"/>
+          </w:tcPr>
+          <w:p>
+            <w:r>
+              <w:t>0 = door open</w:t>
+            </w:r>
+          </w:p>
+        </w:tc>
+      </w:tr>
+      <w:tr>
+        <w:tc>
+          <w:tcPr>
+            <w:tcW w:type="dxa" w:w="2160"/>
+          </w:tcPr>
+          <w:p>
             <w:r>
               <w:rPr>
                 <w:rFonts w:ascii="Consolas" w:hAnsi="Consolas"/>
                 <w:color w:val="C7254E"/>
                 <w:sz w:val="19"/>
               </w:rPr>
-              <w:t>SADL-01/02</w:t>
-            </w:r>
-          </w:p>
-        </w:tc>
-        <w:tc>
-          <w:tcPr>
-            <w:tcW w:type="dxa" w:w="2160"/>
-          </w:tcPr>
-          <w:p>
-            <w:r>
-              <w:t>Door/gate "locked" switches (sense the lock bolt)</w:t>
-            </w:r>
-          </w:p>
-        </w:tc>
-        <w:tc>
-          <w:tcPr>
-            <w:tcW w:type="dxa" w:w="2160"/>
-          </w:tcPr>
-          <w:p>
-            <w:r>
-              <w:t>1 = locked</w:t>
-            </w:r>
-          </w:p>
-        </w:tc>
-        <w:tc>
-          <w:tcPr>
-            <w:tcW w:type="dxa" w:w="2160"/>
-          </w:tcPr>
-          <w:p>
-            <w:r>
-              <w:t>0 = not locked</w:t>
-            </w:r>
-          </w:p>
-        </w:tc>
-      </w:tr>
-      <w:tr>
-        <w:tc>
-          <w:tcPr>
-            <w:tcW w:type="dxa" w:w="2160"/>
-          </w:tcPr>
-          <w:p>
+              <w:t>BL10E-PS-GADC-04</w:t>
+            </w:r>
+            <w:r>
+              <w:t xml:space="preserve">, </w:t>
+            </w:r>
             <w:r>
               <w:rPr>
                 <w:rFonts w:ascii="Consolas" w:hAnsi="Consolas"/>
                 <w:color w:val="C7254E"/>
                 <w:sz w:val="19"/>
               </w:rPr>
-              <w:t>BL10E-PS-KEY-01/02/03</w:t>
+              <w:t>-05</w:t>
+            </w:r>
+            <w:r>
+              <w:t xml:space="preserve">, </w:t>
+            </w:r>
+            <w:r>
+              <w:rPr>
+                <w:rFonts w:ascii="Consolas" w:hAnsi="Consolas"/>
+                <w:color w:val="C7254E"/>
+                <w:sz w:val="19"/>
+              </w:rPr>
+              <w:t>-06</w:t>
             </w:r>
           </w:p>
         </w:tc>
@@ -646,7 +627,533 @@
           </w:tcPr>
           <w:p>
             <w:r>
-              <w:t>Enable key‑switches (turned by the responsible person)</w:t>
+              <w:t xml:space="preserve">The three "closed" switches on the </w:t>
+            </w:r>
+            <w:r>
+              <w:rPr>
+                <w:b/>
+              </w:rPr>
+              <w:t>entrance gate</w:t>
+            </w:r>
+          </w:p>
+        </w:tc>
+        <w:tc>
+          <w:tcPr>
+            <w:tcW w:type="dxa" w:w="2160"/>
+          </w:tcPr>
+          <w:p>
+            <w:r>
+              <w:rPr>
+                <w:b/>
+              </w:rPr>
+              <w:t>1 = gate shut</w:t>
+            </w:r>
+          </w:p>
+        </w:tc>
+        <w:tc>
+          <w:tcPr>
+            <w:tcW w:type="dxa" w:w="2160"/>
+          </w:tcPr>
+          <w:p>
+            <w:r>
+              <w:t>0 = gate open</w:t>
+            </w:r>
+          </w:p>
+        </w:tc>
+      </w:tr>
+      <w:tr>
+        <w:tc>
+          <w:tcPr>
+            <w:tcW w:type="dxa" w:w="2160"/>
+          </w:tcPr>
+          <w:p>
+            <w:r>
+              <w:rPr>
+                <w:rFonts w:ascii="Consolas" w:hAnsi="Consolas"/>
+                <w:color w:val="C7254E"/>
+                <w:sz w:val="19"/>
+              </w:rPr>
+              <w:t>BL10E-PS-SADC-01</w:t>
+            </w:r>
+            <w:r>
+              <w:t xml:space="preserve">, </w:t>
+            </w:r>
+            <w:r>
+              <w:rPr>
+                <w:rFonts w:ascii="Consolas" w:hAnsi="Consolas"/>
+                <w:color w:val="C7254E"/>
+                <w:sz w:val="19"/>
+              </w:rPr>
+              <w:t>-02</w:t>
+            </w:r>
+            <w:r>
+              <w:t xml:space="preserve">, </w:t>
+            </w:r>
+            <w:r>
+              <w:rPr>
+                <w:rFonts w:ascii="Consolas" w:hAnsi="Consolas"/>
+                <w:color w:val="C7254E"/>
+                <w:sz w:val="19"/>
+              </w:rPr>
+              <w:t>-03</w:t>
+            </w:r>
+          </w:p>
+        </w:tc>
+        <w:tc>
+          <w:tcPr>
+            <w:tcW w:type="dxa" w:w="2160"/>
+          </w:tcPr>
+          <w:p>
+            <w:r>
+              <w:t xml:space="preserve">The three "closed" switches on the </w:t>
+            </w:r>
+            <w:r>
+              <w:rPr>
+                <w:b/>
+              </w:rPr>
+              <w:t>service door</w:t>
+            </w:r>
+            <w:r>
+              <w:t xml:space="preserve"> (first set, voted 2oo3)</w:t>
+            </w:r>
+          </w:p>
+        </w:tc>
+        <w:tc>
+          <w:tcPr>
+            <w:tcW w:type="dxa" w:w="2160"/>
+          </w:tcPr>
+          <w:p>
+            <w:r>
+              <w:rPr>
+                <w:b/>
+              </w:rPr>
+              <w:t>1 = shut</w:t>
+            </w:r>
+          </w:p>
+        </w:tc>
+        <w:tc>
+          <w:tcPr>
+            <w:tcW w:type="dxa" w:w="2160"/>
+          </w:tcPr>
+          <w:p>
+            <w:r>
+              <w:t>0 = open</w:t>
+            </w:r>
+          </w:p>
+        </w:tc>
+      </w:tr>
+      <w:tr>
+        <w:tc>
+          <w:tcPr>
+            <w:tcW w:type="dxa" w:w="2160"/>
+          </w:tcPr>
+          <w:p>
+            <w:r>
+              <w:rPr>
+                <w:rFonts w:ascii="Consolas" w:hAnsi="Consolas"/>
+                <w:color w:val="C7254E"/>
+                <w:sz w:val="19"/>
+              </w:rPr>
+              <w:t>BL10E-PS-SADC-04</w:t>
+            </w:r>
+            <w:r>
+              <w:t xml:space="preserve">, </w:t>
+            </w:r>
+            <w:r>
+              <w:rPr>
+                <w:rFonts w:ascii="Consolas" w:hAnsi="Consolas"/>
+                <w:color w:val="C7254E"/>
+                <w:sz w:val="19"/>
+              </w:rPr>
+              <w:t>-05</w:t>
+            </w:r>
+          </w:p>
+        </w:tc>
+        <w:tc>
+          <w:tcPr>
+            <w:tcW w:type="dxa" w:w="2160"/>
+          </w:tcPr>
+          <w:p>
+            <w:r>
+              <w:t xml:space="preserve">A second pair of "closed" switches on the </w:t>
+            </w:r>
+            <w:r>
+              <w:rPr>
+                <w:b/>
+              </w:rPr>
+              <w:t>service door</w:t>
+            </w:r>
+            <w:r>
+              <w:t xml:space="preserve"> (voted 1oo2)</w:t>
+            </w:r>
+          </w:p>
+        </w:tc>
+        <w:tc>
+          <w:tcPr>
+            <w:tcW w:type="dxa" w:w="2160"/>
+          </w:tcPr>
+          <w:p>
+            <w:r>
+              <w:rPr>
+                <w:b/>
+              </w:rPr>
+              <w:t>1 = shut</w:t>
+            </w:r>
+          </w:p>
+        </w:tc>
+        <w:tc>
+          <w:tcPr>
+            <w:tcW w:type="dxa" w:w="2160"/>
+          </w:tcPr>
+          <w:p>
+            <w:r>
+              <w:t>0 = open</w:t>
+            </w:r>
+          </w:p>
+        </w:tc>
+      </w:tr>
+      <w:tr>
+        <w:tc>
+          <w:tcPr>
+            <w:tcW w:type="dxa" w:w="2160"/>
+          </w:tcPr>
+          <w:p>
+            <w:r>
+              <w:rPr>
+                <w:rFonts w:ascii="Consolas" w:hAnsi="Consolas"/>
+                <w:color w:val="C7254E"/>
+                <w:sz w:val="19"/>
+              </w:rPr>
+              <w:t>BL10E-PS-GADL-01</w:t>
+            </w:r>
+            <w:r>
+              <w:t xml:space="preserve">, </w:t>
+            </w:r>
+            <w:r>
+              <w:rPr>
+                <w:rFonts w:ascii="Consolas" w:hAnsi="Consolas"/>
+                <w:color w:val="C7254E"/>
+                <w:sz w:val="19"/>
+              </w:rPr>
+              <w:t>-02</w:t>
+            </w:r>
+          </w:p>
+        </w:tc>
+        <w:tc>
+          <w:tcPr>
+            <w:tcW w:type="dxa" w:w="2160"/>
+          </w:tcPr>
+          <w:p>
+            <w:r>
+              <w:t xml:space="preserve">The two "locked" switches that sense the </w:t>
+            </w:r>
+            <w:r>
+              <w:rPr>
+                <w:b/>
+              </w:rPr>
+              <w:t>main‑door</w:t>
+            </w:r>
+            <w:r>
+              <w:t xml:space="preserve"> bolt</w:t>
+            </w:r>
+          </w:p>
+        </w:tc>
+        <w:tc>
+          <w:tcPr>
+            <w:tcW w:type="dxa" w:w="2160"/>
+          </w:tcPr>
+          <w:p>
+            <w:r>
+              <w:t>1 = locked</w:t>
+            </w:r>
+          </w:p>
+        </w:tc>
+        <w:tc>
+          <w:tcPr>
+            <w:tcW w:type="dxa" w:w="2160"/>
+          </w:tcPr>
+          <w:p>
+            <w:r>
+              <w:t>0 = not locked</w:t>
+            </w:r>
+          </w:p>
+        </w:tc>
+      </w:tr>
+      <w:tr>
+        <w:tc>
+          <w:tcPr>
+            <w:tcW w:type="dxa" w:w="2160"/>
+          </w:tcPr>
+          <w:p>
+            <w:r>
+              <w:rPr>
+                <w:rFonts w:ascii="Consolas" w:hAnsi="Consolas"/>
+                <w:color w:val="C7254E"/>
+                <w:sz w:val="19"/>
+              </w:rPr>
+              <w:t>BL10E-PS-GADL-04</w:t>
+            </w:r>
+            <w:r>
+              <w:t xml:space="preserve">, </w:t>
+            </w:r>
+            <w:r>
+              <w:rPr>
+                <w:rFonts w:ascii="Consolas" w:hAnsi="Consolas"/>
+                <w:color w:val="C7254E"/>
+                <w:sz w:val="19"/>
+              </w:rPr>
+              <w:t>-05</w:t>
+            </w:r>
+          </w:p>
+        </w:tc>
+        <w:tc>
+          <w:tcPr>
+            <w:tcW w:type="dxa" w:w="2160"/>
+          </w:tcPr>
+          <w:p>
+            <w:r>
+              <w:t xml:space="preserve">The two "locked" switches that sense the </w:t>
+            </w:r>
+            <w:r>
+              <w:rPr>
+                <w:b/>
+              </w:rPr>
+              <w:t>gate</w:t>
+            </w:r>
+            <w:r>
+              <w:t xml:space="preserve"> bolt</w:t>
+            </w:r>
+          </w:p>
+        </w:tc>
+        <w:tc>
+          <w:tcPr>
+            <w:tcW w:type="dxa" w:w="2160"/>
+          </w:tcPr>
+          <w:p>
+            <w:r>
+              <w:t>1 = locked</w:t>
+            </w:r>
+          </w:p>
+        </w:tc>
+        <w:tc>
+          <w:tcPr>
+            <w:tcW w:type="dxa" w:w="2160"/>
+          </w:tcPr>
+          <w:p>
+            <w:r>
+              <w:t>0 = not locked</w:t>
+            </w:r>
+          </w:p>
+        </w:tc>
+      </w:tr>
+      <w:tr>
+        <w:tc>
+          <w:tcPr>
+            <w:tcW w:type="dxa" w:w="2160"/>
+          </w:tcPr>
+          <w:p>
+            <w:r>
+              <w:rPr>
+                <w:rFonts w:ascii="Consolas" w:hAnsi="Consolas"/>
+                <w:color w:val="C7254E"/>
+                <w:sz w:val="19"/>
+              </w:rPr>
+              <w:t>BL10E-PS-SADL-01</w:t>
+            </w:r>
+            <w:r>
+              <w:t xml:space="preserve">, </w:t>
+            </w:r>
+            <w:r>
+              <w:rPr>
+                <w:rFonts w:ascii="Consolas" w:hAnsi="Consolas"/>
+                <w:color w:val="C7254E"/>
+                <w:sz w:val="19"/>
+              </w:rPr>
+              <w:t>-02</w:t>
+            </w:r>
+          </w:p>
+        </w:tc>
+        <w:tc>
+          <w:tcPr>
+            <w:tcW w:type="dxa" w:w="2160"/>
+          </w:tcPr>
+          <w:p>
+            <w:r>
+              <w:t xml:space="preserve">The two "locked" switches that sense the </w:t>
+            </w:r>
+            <w:r>
+              <w:rPr>
+                <w:b/>
+              </w:rPr>
+              <w:t>service‑door</w:t>
+            </w:r>
+            <w:r>
+              <w:t xml:space="preserve"> bolt</w:t>
+            </w:r>
+          </w:p>
+        </w:tc>
+        <w:tc>
+          <w:tcPr>
+            <w:tcW w:type="dxa" w:w="2160"/>
+          </w:tcPr>
+          <w:p>
+            <w:r>
+              <w:t>1 = locked</w:t>
+            </w:r>
+          </w:p>
+        </w:tc>
+        <w:tc>
+          <w:tcPr>
+            <w:tcW w:type="dxa" w:w="2160"/>
+          </w:tcPr>
+          <w:p>
+            <w:r>
+              <w:t>0 = not locked</w:t>
+            </w:r>
+          </w:p>
+        </w:tc>
+      </w:tr>
+      <w:tr>
+        <w:tc>
+          <w:tcPr>
+            <w:tcW w:type="dxa" w:w="2160"/>
+          </w:tcPr>
+          <w:p>
+            <w:r>
+              <w:rPr>
+                <w:rFonts w:ascii="Consolas" w:hAnsi="Consolas"/>
+                <w:color w:val="C7254E"/>
+                <w:sz w:val="19"/>
+              </w:rPr>
+              <w:t>BL10E-PS-KEY-01</w:t>
+            </w:r>
+          </w:p>
+        </w:tc>
+        <w:tc>
+          <w:tcPr>
+            <w:tcW w:type="dxa" w:w="2160"/>
+          </w:tcPr>
+          <w:p>
+            <w:r>
+              <w:rPr>
+                <w:b/>
+              </w:rPr>
+              <w:t>Electron‑source enable key</w:t>
+            </w:r>
+            <w:r>
+              <w:t xml:space="preserve"> at the control panel (ZCP)</w:t>
+            </w:r>
+          </w:p>
+        </w:tc>
+        <w:tc>
+          <w:tcPr>
+            <w:tcW w:type="dxa" w:w="2160"/>
+          </w:tcPr>
+          <w:p>
+            <w:r>
+              <w:rPr>
+                <w:b/>
+              </w:rPr>
+              <w:t>1 = on</w:t>
+            </w:r>
+          </w:p>
+        </w:tc>
+        <w:tc>
+          <w:tcPr>
+            <w:tcW w:type="dxa" w:w="2160"/>
+          </w:tcPr>
+          <w:p>
+            <w:r>
+              <w:t>0 = off</w:t>
+            </w:r>
+          </w:p>
+        </w:tc>
+      </w:tr>
+      <w:tr>
+        <w:tc>
+          <w:tcPr>
+            <w:tcW w:type="dxa" w:w="2160"/>
+          </w:tcPr>
+          <w:p>
+            <w:r>
+              <w:rPr>
+                <w:rFonts w:ascii="Consolas" w:hAnsi="Consolas"/>
+                <w:color w:val="C7254E"/>
+                <w:sz w:val="19"/>
+              </w:rPr>
+              <w:t>BL10E-PS-KEY-02</w:t>
+            </w:r>
+          </w:p>
+        </w:tc>
+        <w:tc>
+          <w:tcPr>
+            <w:tcW w:type="dxa" w:w="2160"/>
+          </w:tcPr>
+          <w:p>
+            <w:r>
+              <w:rPr>
+                <w:b/>
+              </w:rPr>
+              <w:t>Hutch enable key</w:t>
+            </w:r>
+            <w:r>
+              <w:t xml:space="preserve"> (the one needed to start a search)</w:t>
+            </w:r>
+          </w:p>
+        </w:tc>
+        <w:tc>
+          <w:tcPr>
+            <w:tcW w:type="dxa" w:w="2160"/>
+          </w:tcPr>
+          <w:p>
+            <w:r>
+              <w:rPr>
+                <w:b/>
+              </w:rPr>
+              <w:t>1 = on</w:t>
+            </w:r>
+          </w:p>
+        </w:tc>
+        <w:tc>
+          <w:tcPr>
+            <w:tcW w:type="dxa" w:w="2160"/>
+          </w:tcPr>
+          <w:p>
+            <w:r>
+              <w:t>0 = off</w:t>
+            </w:r>
+          </w:p>
+        </w:tc>
+      </w:tr>
+      <w:tr>
+        <w:tc>
+          <w:tcPr>
+            <w:tcW w:type="dxa" w:w="2160"/>
+          </w:tcPr>
+          <w:p>
+            <w:r>
+              <w:rPr>
+                <w:rFonts w:ascii="Consolas" w:hAnsi="Consolas"/>
+                <w:color w:val="C7254E"/>
+                <w:sz w:val="19"/>
+              </w:rPr>
+              <w:t>BL10E-PS-KEY-03</w:t>
+            </w:r>
+          </w:p>
+        </w:tc>
+        <w:tc>
+          <w:tcPr>
+            <w:tcW w:type="dxa" w:w="2160"/>
+          </w:tcPr>
+          <w:p>
+            <w:r>
+              <w:rPr>
+                <w:b/>
+              </w:rPr>
+              <w:t>Electron‑source enable key</w:t>
+            </w:r>
+            <w:r>
+              <w:t xml:space="preserve"> at the equipment rack</w:t>
             </w:r>
           </w:p>
         </w:tc>
@@ -733,7 +1240,40 @@
                 <w:color w:val="C7254E"/>
                 <w:sz w:val="19"/>
               </w:rPr>
-              <w:t>BL10E-PS-BOB-01..08 :A and :B</w:t>
+              <w:t>BL10E-PS-BOB-01:A</w:t>
+            </w:r>
+            <w:r>
+              <w:t>/</w:t>
+            </w:r>
+            <w:r>
+              <w:rPr>
+                <w:rFonts w:ascii="Consolas" w:hAnsi="Consolas"/>
+                <w:color w:val="C7254E"/>
+                <w:sz w:val="19"/>
+              </w:rPr>
+              <w:t>:B</w:t>
+            </w:r>
+            <w:r>
+              <w:t xml:space="preserve"> … </w:t>
+            </w:r>
+            <w:r>
+              <w:rPr>
+                <w:rFonts w:ascii="Consolas" w:hAnsi="Consolas"/>
+                <w:color w:val="C7254E"/>
+                <w:sz w:val="19"/>
+              </w:rPr>
+              <w:t>BOB-08:A</w:t>
+            </w:r>
+            <w:r>
+              <w:t>/</w:t>
+            </w:r>
+            <w:r>
+              <w:rPr>
+                <w:rFonts w:ascii="Consolas" w:hAnsi="Consolas"/>
+                <w:color w:val="C7254E"/>
+                <w:sz w:val="19"/>
+              </w:rPr>
+              <w:t>:B</w:t>
             </w:r>
           </w:p>
         </w:tc>
@@ -802,7 +1342,7 @@
                 <w:color w:val="C7254E"/>
                 <w:sz w:val="19"/>
               </w:rPr>
-              <w:t>BL10E-PS-ASB-01..04</w:t>
+              <w:t>BL10E-PS-ASB-01</w:t>
             </w:r>
             <w:r>
               <w:t xml:space="preserve">, </w:t>
@@ -813,7 +1353,29 @@
                 <w:color w:val="C7254E"/>
                 <w:sz w:val="19"/>
               </w:rPr>
-              <w:t>ASBF-01</w:t>
+              <w:t>-02</w:t>
+            </w:r>
+            <w:r>
+              <w:t xml:space="preserve">, </w:t>
+            </w:r>
+            <w:r>
+              <w:rPr>
+                <w:rFonts w:ascii="Consolas" w:hAnsi="Consolas"/>
+                <w:color w:val="C7254E"/>
+                <w:sz w:val="19"/>
+              </w:rPr>
+              <w:t>-03</w:t>
+            </w:r>
+            <w:r>
+              <w:t xml:space="preserve">, </w:t>
+            </w:r>
+            <w:r>
+              <w:rPr>
+                <w:rFonts w:ascii="Consolas" w:hAnsi="Consolas"/>
+                <w:color w:val="C7254E"/>
+                <w:sz w:val="19"/>
+              </w:rPr>
+              <w:t>-04</w:t>
             </w:r>
           </w:p>
         </w:tc>
@@ -823,7 +1385,63 @@
           </w:tcPr>
           <w:p>
             <w:r>
-              <w:t>Area‑search buttons pressed during the walk‑through (ASBF is the last one)</w:t>
+              <w:t>The four area‑search buttons, pressed in order during the walk</w:t>
+            </w:r>
+          </w:p>
+        </w:tc>
+        <w:tc>
+          <w:tcPr>
+            <w:tcW w:type="dxa" w:w="2160"/>
+          </w:tcPr>
+          <w:p>
+            <w:r>
+              <w:t>0 = idle</w:t>
+            </w:r>
+          </w:p>
+        </w:tc>
+        <w:tc>
+          <w:tcPr>
+            <w:tcW w:type="dxa" w:w="2160"/>
+          </w:tcPr>
+          <w:p>
+            <w:r>
+              <w:t>a press = 0→1</w:t>
+            </w:r>
+          </w:p>
+        </w:tc>
+      </w:tr>
+      <w:tr>
+        <w:tc>
+          <w:tcPr>
+            <w:tcW w:type="dxa" w:w="2160"/>
+          </w:tcPr>
+          <w:p>
+            <w:r>
+              <w:rPr>
+                <w:rFonts w:ascii="Consolas" w:hAnsi="Consolas"/>
+                <w:color w:val="C7254E"/>
+                <w:sz w:val="19"/>
+              </w:rPr>
+              <w:t>BL10E-PS-ASBF-01</w:t>
+            </w:r>
+          </w:p>
+        </w:tc>
+        <w:tc>
+          <w:tcPr>
+            <w:tcW w:type="dxa" w:w="2160"/>
+          </w:tcPr>
+          <w:p>
+            <w:r>
+              <w:t xml:space="preserve">The </w:t>
+            </w:r>
+            <w:r>
+              <w:rPr>
+                <w:b/>
+              </w:rPr>
+              <w:t>final</w:t>
+            </w:r>
+            <w:r>
+              <w:t xml:space="preserve"> area‑search button, by the exit door</w:t>
             </w:r>
           </w:p>
         </w:tc>
@@ -954,119 +1572,32 @@
                 <w:color w:val="C7254E"/>
                 <w:sz w:val="19"/>
               </w:rPr>
-              <w:t>BL10E-PS-IT/VT-0x_TRIP</w:t>
-            </w:r>
-            <w:r>
-              <w:t xml:space="preserve"> (see §0.4)</w:t>
-            </w:r>
-          </w:p>
-        </w:tc>
-        <w:tc>
-          <w:tcPr>
-            <w:tcW w:type="dxa" w:w="2160"/>
-          </w:tcPr>
-          <w:p>
-            <w:r>
-              <w:t>Trip flag from the source current/voltage sensors</w:t>
-            </w:r>
-          </w:p>
-        </w:tc>
-        <w:tc>
-          <w:tcPr>
-            <w:tcW w:type="dxa" w:w="2160"/>
-          </w:tcPr>
-          <w:p>
-            <w:r>
-              <w:rPr>
-                <w:b/>
-              </w:rPr>
-              <w:t>force 0</w:t>
-            </w:r>
-            <w:r>
-              <w:t xml:space="preserve"> = source dead</w:t>
-            </w:r>
-          </w:p>
-        </w:tc>
-        <w:tc>
-          <w:tcPr>
-            <w:tcW w:type="dxa" w:w="2160"/>
-          </w:tcPr>
-          <w:p>
-            <w:r>
-              <w:t>force 1 = source live</w:t>
-            </w:r>
-          </w:p>
-        </w:tc>
-      </w:tr>
-      <w:tr>
-        <w:tc>
-          <w:tcPr>
-            <w:tcW w:type="dxa" w:w="2160"/>
-          </w:tcPr>
-          <w:p>
+              <w:t>BL10E-PS-IT-01</w:t>
+            </w:r>
+            <w:r>
+              <w:t xml:space="preserve">, </w:t>
+            </w:r>
             <w:r>
               <w:rPr>
                 <w:rFonts w:ascii="Consolas" w:hAnsi="Consolas"/>
                 <w:color w:val="C7254E"/>
                 <w:sz w:val="19"/>
               </w:rPr>
-              <w:t>BL10E-PS-OXMON-0x_TRIP</w:t>
-            </w:r>
-            <w:r>
-              <w:t xml:space="preserve"> (see §0.4)</w:t>
-            </w:r>
-          </w:p>
-        </w:tc>
-        <w:tc>
-          <w:tcPr>
-            <w:tcW w:type="dxa" w:w="2160"/>
-          </w:tcPr>
-          <w:p>
-            <w:r>
-              <w:t>Trip flag from the oxygen sensors</w:t>
-            </w:r>
-          </w:p>
-        </w:tc>
-        <w:tc>
-          <w:tcPr>
-            <w:tcW w:type="dxa" w:w="2160"/>
-          </w:tcPr>
-          <w:p>
-            <w:r>
-              <w:rPr>
-                <w:b/>
-              </w:rPr>
-              <w:t>force 0</w:t>
-            </w:r>
-            <w:r>
-              <w:t xml:space="preserve"> = air OK</w:t>
-            </w:r>
-          </w:p>
-        </w:tc>
-        <w:tc>
-          <w:tcPr>
-            <w:tcW w:type="dxa" w:w="2160"/>
-          </w:tcPr>
-          <w:p>
-            <w:r>
-              <w:t>force 1 = oxygen low</w:t>
-            </w:r>
-          </w:p>
-        </w:tc>
-      </w:tr>
-      <w:tr>
-        <w:tc>
-          <w:tcPr>
-            <w:tcW w:type="dxa" w:w="2160"/>
-          </w:tcPr>
-          <w:p>
+              <w:t>-02</w:t>
+            </w:r>
+            <w:r>
+              <w:t xml:space="preserve">, </w:t>
+            </w:r>
             <w:r>
               <w:rPr>
                 <w:rFonts w:ascii="Consolas" w:hAnsi="Consolas"/>
                 <w:color w:val="C7254E"/>
                 <w:sz w:val="19"/>
               </w:rPr>
-              <w:t>BL10E-PS-RDMND/RDMNR-01/02</w:t>
+              <w:t>-03_TRIP</w:t>
+            </w:r>
+            <w:r>
+              <w:t xml:space="preserve"> (see §0.4)</w:t>
             </w:r>
           </w:p>
         </w:tc>
@@ -1076,7 +1607,16 @@
           </w:tcPr>
           <w:p>
             <w:r>
-              <w:t>Radiation sensors (dose and dose‑rate)</w:t>
+              <w:t xml:space="preserve">Trip flags from the source </w:t>
+            </w:r>
+            <w:r>
+              <w:rPr>
+                <w:b/>
+              </w:rPr>
+              <w:t>current</w:t>
+            </w:r>
+            <w:r>
+              <w:t xml:space="preserve"> sensors</w:t>
             </w:r>
           </w:p>
         </w:tc>
@@ -1086,7 +1626,13 @@
           </w:tcPr>
           <w:p>
             <w:r>
-              <w:t>healthy</w:t>
+              <w:rPr>
+                <w:b/>
+              </w:rPr>
+              <w:t>force 0</w:t>
+            </w:r>
+            <w:r>
+              <w:t xml:space="preserve"> = no current</w:t>
             </w:r>
           </w:p>
         </w:tc>
@@ -1096,7 +1642,7 @@
           </w:tcPr>
           <w:p>
             <w:r>
-              <w:t>trip value</w:t>
+              <w:t>force 1 = current present</w:t>
             </w:r>
           </w:p>
         </w:tc>
@@ -1113,49 +1659,10 @@
                 <w:color w:val="C7254E"/>
                 <w:sz w:val="19"/>
               </w:rPr>
-              <w:t>BL10E-PS-IOC-01-BOB/RDMN/GAS/SYS:RESET</w:t>
-            </w:r>
-          </w:p>
-        </w:tc>
-        <w:tc>
-          <w:tcPr>
-            <w:tcW w:type="dxa" w:w="2160"/>
-          </w:tcPr>
-          <w:p>
-            <w:r>
-              <w:t>Control‑room reset buttons</w:t>
-            </w:r>
-          </w:p>
-        </w:tc>
-        <w:tc>
-          <w:tcPr>
-            <w:tcW w:type="dxa" w:w="2160"/>
-          </w:tcPr>
-          <w:p>
-            <w:r>
-              <w:t>0 = idle</w:t>
-            </w:r>
-          </w:p>
-        </w:tc>
-        <w:tc>
-          <w:tcPr>
-            <w:tcW w:type="dxa" w:w="2160"/>
-          </w:tcPr>
-          <w:p>
-            <w:r>
-              <w:t>a press = 0→1</w:t>
-            </w:r>
-          </w:p>
-        </w:tc>
-      </w:tr>
-      <w:tr>
-        <w:tc>
-          <w:tcPr>
-            <w:tcW w:type="dxa" w:w="2160"/>
-          </w:tcPr>
-          <w:p>
-            <w:r>
-              <w:t xml:space="preserve">OUTPUT </w:t>
+              <w:t>BL10E-PS-VT-01</w:t>
+            </w:r>
+            <w:r>
+              <w:t xml:space="preserve">, </w:t>
             </w:r>
             <w:r>
               <w:rPr>
@@ -1163,55 +1670,10 @@
                 <w:color w:val="C7254E"/>
                 <w:sz w:val="19"/>
               </w:rPr>
-              <w:t>BL10E-PS-CON-0x:EN</w:t>
-            </w:r>
-          </w:p>
-        </w:tc>
-        <w:tc>
-          <w:tcPr>
-            <w:tcW w:type="dxa" w:w="2160"/>
-          </w:tcPr>
-          <w:p>
-            <w:r>
-              <w:t>The command to a power‑contactor coil (feeds the hazard)</w:t>
-            </w:r>
-          </w:p>
-        </w:tc>
-        <w:tc>
-          <w:tcPr>
-            <w:tcW w:type="dxa" w:w="2160"/>
-          </w:tcPr>
-          <w:p>
-            <w:r>
-              <w:t>—</w:t>
-            </w:r>
-          </w:p>
-        </w:tc>
-        <w:tc>
-          <w:tcPr>
-            <w:tcW w:type="dxa" w:w="2160"/>
-          </w:tcPr>
-          <w:p>
-            <w:r>
-              <w:rPr>
-                <w:b/>
-              </w:rPr>
-              <w:t>1 = on (hazard live)</w:t>
-            </w:r>
-            <w:r>
-              <w:t>, 0 = safe</w:t>
-            </w:r>
-          </w:p>
-        </w:tc>
-      </w:tr>
-      <w:tr>
-        <w:tc>
-          <w:tcPr>
-            <w:tcW w:type="dxa" w:w="2160"/>
-          </w:tcPr>
-          <w:p>
-            <w:r>
-              <w:t xml:space="preserve">OUTPUT </w:t>
+              <w:t>-02</w:t>
+            </w:r>
+            <w:r>
+              <w:t xml:space="preserve">, </w:t>
             </w:r>
             <w:r>
               <w:rPr>
@@ -1219,7 +1681,10 @@
                 <w:color w:val="C7254E"/>
                 <w:sz w:val="19"/>
               </w:rPr>
-              <w:t>BL10E-PS-SOL-01..06</w:t>
+              <w:t>-03_TRIP</w:t>
+            </w:r>
+            <w:r>
+              <w:t xml:space="preserve"> (see §0.4)</w:t>
             </w:r>
           </w:p>
         </w:tc>
@@ -1229,7 +1694,894 @@
           </w:tcPr>
           <w:p>
             <w:r>
-              <w:t>The command to a door‑lock bolt solenoid</w:t>
+              <w:t xml:space="preserve">Trip flags from the source </w:t>
+            </w:r>
+            <w:r>
+              <w:rPr>
+                <w:b/>
+              </w:rPr>
+              <w:t>voltage</w:t>
+            </w:r>
+            <w:r>
+              <w:t xml:space="preserve"> sensors</w:t>
+            </w:r>
+          </w:p>
+        </w:tc>
+        <w:tc>
+          <w:tcPr>
+            <w:tcW w:type="dxa" w:w="2160"/>
+          </w:tcPr>
+          <w:p>
+            <w:r>
+              <w:rPr>
+                <w:b/>
+              </w:rPr>
+              <w:t>force 0</w:t>
+            </w:r>
+            <w:r>
+              <w:t xml:space="preserve"> = no voltage</w:t>
+            </w:r>
+          </w:p>
+        </w:tc>
+        <w:tc>
+          <w:tcPr>
+            <w:tcW w:type="dxa" w:w="2160"/>
+          </w:tcPr>
+          <w:p>
+            <w:r>
+              <w:t>force 1 = voltage present</w:t>
+            </w:r>
+          </w:p>
+        </w:tc>
+      </w:tr>
+      <w:tr>
+        <w:tc>
+          <w:tcPr>
+            <w:tcW w:type="dxa" w:w="2160"/>
+          </w:tcPr>
+          <w:p>
+            <w:r>
+              <w:rPr>
+                <w:rFonts w:ascii="Consolas" w:hAnsi="Consolas"/>
+                <w:color w:val="C7254E"/>
+                <w:sz w:val="19"/>
+              </w:rPr>
+              <w:t>BL10E-PS-OXMON-01</w:t>
+            </w:r>
+            <w:r>
+              <w:t>…</w:t>
+            </w:r>
+            <w:r>
+              <w:rPr>
+                <w:rFonts w:ascii="Consolas" w:hAnsi="Consolas"/>
+                <w:color w:val="C7254E"/>
+                <w:sz w:val="19"/>
+              </w:rPr>
+              <w:t>-04_TRIP</w:t>
+            </w:r>
+            <w:r>
+              <w:t xml:space="preserve"> (see §0.4)</w:t>
+            </w:r>
+          </w:p>
+        </w:tc>
+        <w:tc>
+          <w:tcPr>
+            <w:tcW w:type="dxa" w:w="2160"/>
+          </w:tcPr>
+          <w:p>
+            <w:r>
+              <w:t xml:space="preserve">Trip flags from the four </w:t>
+            </w:r>
+            <w:r>
+              <w:rPr>
+                <w:b/>
+              </w:rPr>
+              <w:t>oxygen</w:t>
+            </w:r>
+            <w:r>
+              <w:t xml:space="preserve"> sensors</w:t>
+            </w:r>
+          </w:p>
+        </w:tc>
+        <w:tc>
+          <w:tcPr>
+            <w:tcW w:type="dxa" w:w="2160"/>
+          </w:tcPr>
+          <w:p>
+            <w:r>
+              <w:rPr>
+                <w:b/>
+              </w:rPr>
+              <w:t>force 0</w:t>
+            </w:r>
+            <w:r>
+              <w:t xml:space="preserve"> = air OK</w:t>
+            </w:r>
+          </w:p>
+        </w:tc>
+        <w:tc>
+          <w:tcPr>
+            <w:tcW w:type="dxa" w:w="2160"/>
+          </w:tcPr>
+          <w:p>
+            <w:r>
+              <w:t>force 1 = oxygen low</w:t>
+            </w:r>
+          </w:p>
+        </w:tc>
+      </w:tr>
+      <w:tr>
+        <w:tc>
+          <w:tcPr>
+            <w:tcW w:type="dxa" w:w="2160"/>
+          </w:tcPr>
+          <w:p>
+            <w:r>
+              <w:rPr>
+                <w:rFonts w:ascii="Consolas" w:hAnsi="Consolas"/>
+                <w:color w:val="C7254E"/>
+                <w:sz w:val="19"/>
+              </w:rPr>
+              <w:t>BL10E-PS-RDMND-01</w:t>
+            </w:r>
+            <w:r>
+              <w:t xml:space="preserve">, </w:t>
+            </w:r>
+            <w:r>
+              <w:rPr>
+                <w:rFonts w:ascii="Consolas" w:hAnsi="Consolas"/>
+                <w:color w:val="C7254E"/>
+                <w:sz w:val="19"/>
+              </w:rPr>
+              <w:t>-02</w:t>
+            </w:r>
+          </w:p>
+        </w:tc>
+        <w:tc>
+          <w:tcPr>
+            <w:tcW w:type="dxa" w:w="2160"/>
+          </w:tcPr>
+          <w:p>
+            <w:r>
+              <w:t xml:space="preserve">Radiation </w:t>
+            </w:r>
+            <w:r>
+              <w:rPr>
+                <w:b/>
+              </w:rPr>
+              <w:t>dose</w:t>
+            </w:r>
+            <w:r>
+              <w:t xml:space="preserve"> sensors</w:t>
+            </w:r>
+          </w:p>
+        </w:tc>
+        <w:tc>
+          <w:tcPr>
+            <w:tcW w:type="dxa" w:w="2160"/>
+          </w:tcPr>
+          <w:p>
+            <w:r>
+              <w:t>healthy</w:t>
+            </w:r>
+          </w:p>
+        </w:tc>
+        <w:tc>
+          <w:tcPr>
+            <w:tcW w:type="dxa" w:w="2160"/>
+          </w:tcPr>
+          <w:p>
+            <w:r>
+              <w:t>trip value</w:t>
+            </w:r>
+          </w:p>
+        </w:tc>
+      </w:tr>
+      <w:tr>
+        <w:tc>
+          <w:tcPr>
+            <w:tcW w:type="dxa" w:w="2160"/>
+          </w:tcPr>
+          <w:p>
+            <w:r>
+              <w:rPr>
+                <w:rFonts w:ascii="Consolas" w:hAnsi="Consolas"/>
+                <w:color w:val="C7254E"/>
+                <w:sz w:val="19"/>
+              </w:rPr>
+              <w:t>BL10E-PS-RDMNR-01</w:t>
+            </w:r>
+            <w:r>
+              <w:t xml:space="preserve">, </w:t>
+            </w:r>
+            <w:r>
+              <w:rPr>
+                <w:rFonts w:ascii="Consolas" w:hAnsi="Consolas"/>
+                <w:color w:val="C7254E"/>
+                <w:sz w:val="19"/>
+              </w:rPr>
+              <w:t>-02</w:t>
+            </w:r>
+          </w:p>
+        </w:tc>
+        <w:tc>
+          <w:tcPr>
+            <w:tcW w:type="dxa" w:w="2160"/>
+          </w:tcPr>
+          <w:p>
+            <w:r>
+              <w:t xml:space="preserve">Radiation </w:t>
+            </w:r>
+            <w:r>
+              <w:rPr>
+                <w:b/>
+              </w:rPr>
+              <w:t>dose‑rate</w:t>
+            </w:r>
+            <w:r>
+              <w:t xml:space="preserve"> sensors</w:t>
+            </w:r>
+          </w:p>
+        </w:tc>
+        <w:tc>
+          <w:tcPr>
+            <w:tcW w:type="dxa" w:w="2160"/>
+          </w:tcPr>
+          <w:p>
+            <w:r>
+              <w:t>healthy</w:t>
+            </w:r>
+          </w:p>
+        </w:tc>
+        <w:tc>
+          <w:tcPr>
+            <w:tcW w:type="dxa" w:w="2160"/>
+          </w:tcPr>
+          <w:p>
+            <w:r>
+              <w:t>trip value</w:t>
+            </w:r>
+          </w:p>
+        </w:tc>
+      </w:tr>
+      <w:tr>
+        <w:tc>
+          <w:tcPr>
+            <w:tcW w:type="dxa" w:w="2160"/>
+          </w:tcPr>
+          <w:p>
+            <w:r>
+              <w:rPr>
+                <w:rFonts w:ascii="Consolas" w:hAnsi="Consolas"/>
+                <w:color w:val="C7254E"/>
+                <w:sz w:val="19"/>
+              </w:rPr>
+              <w:t>BL10E-PS-IOC-01-BOB:RESET</w:t>
+            </w:r>
+          </w:p>
+        </w:tc>
+        <w:tc>
+          <w:tcPr>
+            <w:tcW w:type="dxa" w:w="2160"/>
+          </w:tcPr>
+          <w:p>
+            <w:r>
+              <w:t xml:space="preserve">Control‑room reset for the </w:t>
+            </w:r>
+            <w:r>
+              <w:rPr>
+                <w:b/>
+              </w:rPr>
+              <w:t>beam‑off‑button</w:t>
+            </w:r>
+            <w:r>
+              <w:t xml:space="preserve"> latch</w:t>
+            </w:r>
+          </w:p>
+        </w:tc>
+        <w:tc>
+          <w:tcPr>
+            <w:tcW w:type="dxa" w:w="2160"/>
+          </w:tcPr>
+          <w:p>
+            <w:r>
+              <w:t>0 = idle</w:t>
+            </w:r>
+          </w:p>
+        </w:tc>
+        <w:tc>
+          <w:tcPr>
+            <w:tcW w:type="dxa" w:w="2160"/>
+          </w:tcPr>
+          <w:p>
+            <w:r>
+              <w:t>a press = 0→1</w:t>
+            </w:r>
+          </w:p>
+        </w:tc>
+      </w:tr>
+      <w:tr>
+        <w:tc>
+          <w:tcPr>
+            <w:tcW w:type="dxa" w:w="2160"/>
+          </w:tcPr>
+          <w:p>
+            <w:r>
+              <w:rPr>
+                <w:rFonts w:ascii="Consolas" w:hAnsi="Consolas"/>
+                <w:color w:val="C7254E"/>
+                <w:sz w:val="19"/>
+              </w:rPr>
+              <w:t>BL10E-PS-IOC-01-RDMN:RESET</w:t>
+            </w:r>
+          </w:p>
+        </w:tc>
+        <w:tc>
+          <w:tcPr>
+            <w:tcW w:type="dxa" w:w="2160"/>
+          </w:tcPr>
+          <w:p>
+            <w:r>
+              <w:t xml:space="preserve">Control‑room reset for the </w:t>
+            </w:r>
+            <w:r>
+              <w:rPr>
+                <w:b/>
+              </w:rPr>
+              <w:t>radiation</w:t>
+            </w:r>
+            <w:r>
+              <w:t xml:space="preserve"> latch</w:t>
+            </w:r>
+          </w:p>
+        </w:tc>
+        <w:tc>
+          <w:tcPr>
+            <w:tcW w:type="dxa" w:w="2160"/>
+          </w:tcPr>
+          <w:p>
+            <w:r>
+              <w:t>0 = idle</w:t>
+            </w:r>
+          </w:p>
+        </w:tc>
+        <w:tc>
+          <w:tcPr>
+            <w:tcW w:type="dxa" w:w="2160"/>
+          </w:tcPr>
+          <w:p>
+            <w:r>
+              <w:t>a press = 0→1</w:t>
+            </w:r>
+          </w:p>
+        </w:tc>
+      </w:tr>
+      <w:tr>
+        <w:tc>
+          <w:tcPr>
+            <w:tcW w:type="dxa" w:w="2160"/>
+          </w:tcPr>
+          <w:p>
+            <w:r>
+              <w:rPr>
+                <w:rFonts w:ascii="Consolas" w:hAnsi="Consolas"/>
+                <w:color w:val="C7254E"/>
+                <w:sz w:val="19"/>
+              </w:rPr>
+              <w:t>BL10E-PS-IOC-01-GAS:RESET</w:t>
+            </w:r>
+          </w:p>
+        </w:tc>
+        <w:tc>
+          <w:tcPr>
+            <w:tcW w:type="dxa" w:w="2160"/>
+          </w:tcPr>
+          <w:p>
+            <w:r>
+              <w:t xml:space="preserve">Control‑room reset for the </w:t>
+            </w:r>
+            <w:r>
+              <w:rPr>
+                <w:b/>
+              </w:rPr>
+              <w:t>oxygen</w:t>
+            </w:r>
+            <w:r>
+              <w:t xml:space="preserve"> latch</w:t>
+            </w:r>
+          </w:p>
+        </w:tc>
+        <w:tc>
+          <w:tcPr>
+            <w:tcW w:type="dxa" w:w="2160"/>
+          </w:tcPr>
+          <w:p>
+            <w:r>
+              <w:t>0 = idle</w:t>
+            </w:r>
+          </w:p>
+        </w:tc>
+        <w:tc>
+          <w:tcPr>
+            <w:tcW w:type="dxa" w:w="2160"/>
+          </w:tcPr>
+          <w:p>
+            <w:r>
+              <w:t>a press = 0→1</w:t>
+            </w:r>
+          </w:p>
+        </w:tc>
+      </w:tr>
+      <w:tr>
+        <w:tc>
+          <w:tcPr>
+            <w:tcW w:type="dxa" w:w="2160"/>
+          </w:tcPr>
+          <w:p>
+            <w:r>
+              <w:rPr>
+                <w:rFonts w:ascii="Consolas" w:hAnsi="Consolas"/>
+                <w:color w:val="C7254E"/>
+                <w:sz w:val="19"/>
+              </w:rPr>
+              <w:t>BL10E-PS-IOC-01-SYS:RESET</w:t>
+            </w:r>
+          </w:p>
+        </w:tc>
+        <w:tc>
+          <w:tcPr>
+            <w:tcW w:type="dxa" w:w="2160"/>
+          </w:tcPr>
+          <w:p>
+            <w:r>
+              <w:t xml:space="preserve">Control‑room reset for general </w:t>
+            </w:r>
+            <w:r>
+              <w:rPr>
+                <w:b/>
+              </w:rPr>
+              <w:t>system</w:t>
+            </w:r>
+            <w:r>
+              <w:t xml:space="preserve"> latches</w:t>
+            </w:r>
+          </w:p>
+        </w:tc>
+        <w:tc>
+          <w:tcPr>
+            <w:tcW w:type="dxa" w:w="2160"/>
+          </w:tcPr>
+          <w:p>
+            <w:r>
+              <w:t>0 = idle</w:t>
+            </w:r>
+          </w:p>
+        </w:tc>
+        <w:tc>
+          <w:tcPr>
+            <w:tcW w:type="dxa" w:w="2160"/>
+          </w:tcPr>
+          <w:p>
+            <w:r>
+              <w:t>a press = 0→1</w:t>
+            </w:r>
+          </w:p>
+        </w:tc>
+      </w:tr>
+      <w:tr>
+        <w:tc>
+          <w:tcPr>
+            <w:tcW w:type="dxa" w:w="2160"/>
+          </w:tcPr>
+          <w:p>
+            <w:r>
+              <w:t xml:space="preserve">OUTPUT </w:t>
+            </w:r>
+            <w:r>
+              <w:rPr>
+                <w:rFonts w:ascii="Consolas" w:hAnsi="Consolas"/>
+                <w:color w:val="C7254E"/>
+                <w:sz w:val="19"/>
+              </w:rPr>
+              <w:t>BL10E-PS-CON-01:EN</w:t>
+            </w:r>
+            <w:r>
+              <w:t xml:space="preserve"> … </w:t>
+            </w:r>
+            <w:r>
+              <w:rPr>
+                <w:rFonts w:ascii="Consolas" w:hAnsi="Consolas"/>
+                <w:color w:val="C7254E"/>
+                <w:sz w:val="19"/>
+              </w:rPr>
+              <w:t>CON-05:EN</w:t>
+            </w:r>
+          </w:p>
+        </w:tc>
+        <w:tc>
+          <w:tcPr>
+            <w:tcW w:type="dxa" w:w="2160"/>
+          </w:tcPr>
+          <w:p>
+            <w:r>
+              <w:t xml:space="preserve">Commands to the contactors feeding the </w:t>
+            </w:r>
+            <w:r>
+              <w:rPr>
+                <w:b/>
+              </w:rPr>
+              <w:t>electron source</w:t>
+            </w:r>
+          </w:p>
+        </w:tc>
+        <w:tc>
+          <w:tcPr>
+            <w:tcW w:type="dxa" w:w="2160"/>
+          </w:tcPr>
+          <w:p>
+            <w:r>
+              <w:t>—</w:t>
+            </w:r>
+          </w:p>
+        </w:tc>
+        <w:tc>
+          <w:tcPr>
+            <w:tcW w:type="dxa" w:w="2160"/>
+          </w:tcPr>
+          <w:p>
+            <w:r>
+              <w:rPr>
+                <w:b/>
+              </w:rPr>
+              <w:t>1 = on (hazard live)</w:t>
+            </w:r>
+            <w:r>
+              <w:t>, 0 = safe</w:t>
+            </w:r>
+          </w:p>
+        </w:tc>
+      </w:tr>
+      <w:tr>
+        <w:tc>
+          <w:tcPr>
+            <w:tcW w:type="dxa" w:w="2160"/>
+          </w:tcPr>
+          <w:p>
+            <w:r>
+              <w:t xml:space="preserve">OUTPUT </w:t>
+            </w:r>
+            <w:r>
+              <w:rPr>
+                <w:rFonts w:ascii="Consolas" w:hAnsi="Consolas"/>
+                <w:color w:val="C7254E"/>
+                <w:sz w:val="19"/>
+              </w:rPr>
+              <w:t>BL10E-PS-CON-06:EN</w:t>
+            </w:r>
+            <w:r>
+              <w:t xml:space="preserve"> … </w:t>
+            </w:r>
+            <w:r>
+              <w:rPr>
+                <w:rFonts w:ascii="Consolas" w:hAnsi="Consolas"/>
+                <w:color w:val="C7254E"/>
+                <w:sz w:val="19"/>
+              </w:rPr>
+              <w:t>CON-08:EN</w:t>
+            </w:r>
+          </w:p>
+        </w:tc>
+        <w:tc>
+          <w:tcPr>
+            <w:tcW w:type="dxa" w:w="2160"/>
+          </w:tcPr>
+          <w:p>
+            <w:r>
+              <w:t xml:space="preserve">Commands to the </w:t>
+            </w:r>
+            <w:r>
+              <w:rPr>
+                <w:b/>
+              </w:rPr>
+              <w:t>3‑phase RF</w:t>
+            </w:r>
+            <w:r>
+              <w:t xml:space="preserve"> contactors</w:t>
+            </w:r>
+          </w:p>
+        </w:tc>
+        <w:tc>
+          <w:tcPr>
+            <w:tcW w:type="dxa" w:w="2160"/>
+          </w:tcPr>
+          <w:p>
+            <w:r>
+              <w:t>—</w:t>
+            </w:r>
+          </w:p>
+        </w:tc>
+        <w:tc>
+          <w:tcPr>
+            <w:tcW w:type="dxa" w:w="2160"/>
+          </w:tcPr>
+          <w:p>
+            <w:r>
+              <w:rPr>
+                <w:b/>
+              </w:rPr>
+              <w:t>1 = on</w:t>
+            </w:r>
+            <w:r>
+              <w:t>, 0 = safe</w:t>
+            </w:r>
+          </w:p>
+        </w:tc>
+      </w:tr>
+      <w:tr>
+        <w:tc>
+          <w:tcPr>
+            <w:tcW w:type="dxa" w:w="2160"/>
+          </w:tcPr>
+          <w:p>
+            <w:r>
+              <w:t xml:space="preserve">OUTPUT </w:t>
+            </w:r>
+            <w:r>
+              <w:rPr>
+                <w:rFonts w:ascii="Consolas" w:hAnsi="Consolas"/>
+                <w:color w:val="C7254E"/>
+                <w:sz w:val="19"/>
+              </w:rPr>
+              <w:t>BL10E-PS-CON-09:EN</w:t>
+            </w:r>
+            <w:r>
+              <w:t xml:space="preserve">, </w:t>
+            </w:r>
+            <w:r>
+              <w:rPr>
+                <w:rFonts w:ascii="Consolas" w:hAnsi="Consolas"/>
+                <w:color w:val="C7254E"/>
+                <w:sz w:val="19"/>
+              </w:rPr>
+              <w:t>CON-10:EN</w:t>
+            </w:r>
+          </w:p>
+        </w:tc>
+        <w:tc>
+          <w:tcPr>
+            <w:tcW w:type="dxa" w:w="2160"/>
+          </w:tcPr>
+          <w:p>
+            <w:r>
+              <w:t xml:space="preserve">Commands to the </w:t>
+            </w:r>
+            <w:r>
+              <w:rPr>
+                <w:b/>
+              </w:rPr>
+              <w:t>1‑phase RF drive</w:t>
+            </w:r>
+            <w:r>
+              <w:t xml:space="preserve"> contactors</w:t>
+            </w:r>
+          </w:p>
+        </w:tc>
+        <w:tc>
+          <w:tcPr>
+            <w:tcW w:type="dxa" w:w="2160"/>
+          </w:tcPr>
+          <w:p>
+            <w:r>
+              <w:t>—</w:t>
+            </w:r>
+          </w:p>
+        </w:tc>
+        <w:tc>
+          <w:tcPr>
+            <w:tcW w:type="dxa" w:w="2160"/>
+          </w:tcPr>
+          <w:p>
+            <w:r>
+              <w:rPr>
+                <w:b/>
+              </w:rPr>
+              <w:t>1 = on</w:t>
+            </w:r>
+            <w:r>
+              <w:t>, 0 = safe</w:t>
+            </w:r>
+          </w:p>
+        </w:tc>
+      </w:tr>
+      <w:tr>
+        <w:tc>
+          <w:tcPr>
+            <w:tcW w:type="dxa" w:w="2160"/>
+          </w:tcPr>
+          <w:p>
+            <w:r>
+              <w:t xml:space="preserve">OUTPUT </w:t>
+            </w:r>
+            <w:r>
+              <w:rPr>
+                <w:rFonts w:ascii="Consolas" w:hAnsi="Consolas"/>
+                <w:color w:val="C7254E"/>
+                <w:sz w:val="19"/>
+              </w:rPr>
+              <w:t>BL10E-PS-SOL-01</w:t>
+            </w:r>
+            <w:r>
+              <w:t xml:space="preserve">, </w:t>
+            </w:r>
+            <w:r>
+              <w:rPr>
+                <w:rFonts w:ascii="Consolas" w:hAnsi="Consolas"/>
+                <w:color w:val="C7254E"/>
+                <w:sz w:val="19"/>
+              </w:rPr>
+              <w:t>-02</w:t>
+            </w:r>
+          </w:p>
+        </w:tc>
+        <w:tc>
+          <w:tcPr>
+            <w:tcW w:type="dxa" w:w="2160"/>
+          </w:tcPr>
+          <w:p>
+            <w:r>
+              <w:t xml:space="preserve">The bolt solenoids that lock the </w:t>
+            </w:r>
+            <w:r>
+              <w:rPr>
+                <w:b/>
+              </w:rPr>
+              <w:t>main door</w:t>
+            </w:r>
+          </w:p>
+        </w:tc>
+        <w:tc>
+          <w:tcPr>
+            <w:tcW w:type="dxa" w:w="2160"/>
+          </w:tcPr>
+          <w:p>
+            <w:r>
+              <w:t>—</w:t>
+            </w:r>
+          </w:p>
+        </w:tc>
+        <w:tc>
+          <w:tcPr>
+            <w:tcW w:type="dxa" w:w="2160"/>
+          </w:tcPr>
+          <w:p>
+            <w:r>
+              <w:rPr>
+                <w:b/>
+              </w:rPr>
+              <w:t>1 = locked</w:t>
+            </w:r>
+            <w:r>
+              <w:t>, 0 = unlocked</w:t>
+            </w:r>
+          </w:p>
+        </w:tc>
+      </w:tr>
+      <w:tr>
+        <w:tc>
+          <w:tcPr>
+            <w:tcW w:type="dxa" w:w="2160"/>
+          </w:tcPr>
+          <w:p>
+            <w:r>
+              <w:t xml:space="preserve">OUTPUT </w:t>
+            </w:r>
+            <w:r>
+              <w:rPr>
+                <w:rFonts w:ascii="Consolas" w:hAnsi="Consolas"/>
+                <w:color w:val="C7254E"/>
+                <w:sz w:val="19"/>
+              </w:rPr>
+              <w:t>BL10E-PS-SOL-03</w:t>
+            </w:r>
+            <w:r>
+              <w:t xml:space="preserve">, </w:t>
+            </w:r>
+            <w:r>
+              <w:rPr>
+                <w:rFonts w:ascii="Consolas" w:hAnsi="Consolas"/>
+                <w:color w:val="C7254E"/>
+                <w:sz w:val="19"/>
+              </w:rPr>
+              <w:t>-04</w:t>
+            </w:r>
+          </w:p>
+        </w:tc>
+        <w:tc>
+          <w:tcPr>
+            <w:tcW w:type="dxa" w:w="2160"/>
+          </w:tcPr>
+          <w:p>
+            <w:r>
+              <w:t xml:space="preserve">The bolt solenoids that lock the </w:t>
+            </w:r>
+            <w:r>
+              <w:rPr>
+                <w:b/>
+              </w:rPr>
+              <w:t>gate</w:t>
+            </w:r>
+          </w:p>
+        </w:tc>
+        <w:tc>
+          <w:tcPr>
+            <w:tcW w:type="dxa" w:w="2160"/>
+          </w:tcPr>
+          <w:p>
+            <w:r>
+              <w:t>—</w:t>
+            </w:r>
+          </w:p>
+        </w:tc>
+        <w:tc>
+          <w:tcPr>
+            <w:tcW w:type="dxa" w:w="2160"/>
+          </w:tcPr>
+          <w:p>
+            <w:r>
+              <w:rPr>
+                <w:b/>
+              </w:rPr>
+              <w:t>1 = locked</w:t>
+            </w:r>
+            <w:r>
+              <w:t>, 0 = unlocked</w:t>
+            </w:r>
+          </w:p>
+        </w:tc>
+      </w:tr>
+      <w:tr>
+        <w:tc>
+          <w:tcPr>
+            <w:tcW w:type="dxa" w:w="2160"/>
+          </w:tcPr>
+          <w:p>
+            <w:r>
+              <w:t xml:space="preserve">OUTPUT </w:t>
+            </w:r>
+            <w:r>
+              <w:rPr>
+                <w:rFonts w:ascii="Consolas" w:hAnsi="Consolas"/>
+                <w:color w:val="C7254E"/>
+                <w:sz w:val="19"/>
+              </w:rPr>
+              <w:t>BL10E-PS-SOL-05</w:t>
+            </w:r>
+            <w:r>
+              <w:t xml:space="preserve">, </w:t>
+            </w:r>
+            <w:r>
+              <w:rPr>
+                <w:rFonts w:ascii="Consolas" w:hAnsi="Consolas"/>
+                <w:color w:val="C7254E"/>
+                <w:sz w:val="19"/>
+              </w:rPr>
+              <w:t>-06</w:t>
+            </w:r>
+          </w:p>
+        </w:tc>
+        <w:tc>
+          <w:tcPr>
+            <w:tcW w:type="dxa" w:w="2160"/>
+          </w:tcPr>
+          <w:p>
+            <w:r>
+              <w:t xml:space="preserve">The bolt solenoids that lock the </w:t>
+            </w:r>
+            <w:r>
+              <w:rPr>
+                <w:b/>
+              </w:rPr>
+              <w:t>service door</w:t>
             </w:r>
           </w:p>
         </w:tc>
@@ -2219,17 +3571,1401 @@
       </w:r>
     </w:p>
     <w:p>
-      <w:pPr>
-        <w:pStyle w:val="ListNumber"/>
-      </w:pPr>
       <w:r>
         <w:rPr>
           <w:b/>
         </w:rPr>
-        <w:t>Force these to `1` (TRUE):</w:t>
-      </w:r>
-      <w:r>
-        <w:t xml:space="preserve"> </w:t>
+        <w:t>Step 1 — force every input to the value in the last column.</w:t>
+      </w:r>
+      <w:r>
+        <w:t xml:space="preserve"> Each tag is listed on its own so you can see exactly what it is.</w:t>
+      </w:r>
+    </w:p>
+    <w:tbl>
+      <w:tblPr>
+        <w:tblStyle w:val="LightGrid-Accent1"/>
+        <w:tblW w:type="auto" w:w="0"/>
+        <w:jc w:val="left"/>
+        <w:tblLook w:firstColumn="1" w:firstRow="1" w:lastColumn="0" w:lastRow="0" w:noHBand="0" w:noVBand="1" w:val="04A0"/>
+      </w:tblPr>
+      <w:tblGrid>
+        <w:gridCol w:w="2880"/>
+        <w:gridCol w:w="2880"/>
+        <w:gridCol w:w="2880"/>
+      </w:tblGrid>
+      <w:tr>
+        <w:tc>
+          <w:tcPr>
+            <w:tcW w:type="dxa" w:w="2880"/>
+            <w:shd w:val="clear" w:fill="1F4E79"/>
+          </w:tcPr>
+          <w:p>
+            <w:r>
+              <w:rPr>
+                <w:b/>
+                <w:color w:val="FFFFFF"/>
+              </w:rPr>
+              <w:t>Tag</w:t>
+            </w:r>
+          </w:p>
+        </w:tc>
+        <w:tc>
+          <w:tcPr>
+            <w:tcW w:type="dxa" w:w="2880"/>
+            <w:shd w:val="clear" w:fill="1F4E79"/>
+          </w:tcPr>
+          <w:p>
+            <w:r>
+              <w:rPr>
+                <w:b/>
+                <w:color w:val="FFFFFF"/>
+              </w:rPr>
+              <w:t>What it is (the exact device)</w:t>
+            </w:r>
+          </w:p>
+        </w:tc>
+        <w:tc>
+          <w:tcPr>
+            <w:tcW w:type="dxa" w:w="2880"/>
+            <w:shd w:val="clear" w:fill="1F4E79"/>
+          </w:tcPr>
+          <w:p>
+            <w:r>
+              <w:rPr>
+                <w:b/>
+                <w:color w:val="FFFFFF"/>
+              </w:rPr>
+              <w:t>Force to</w:t>
+            </w:r>
+          </w:p>
+        </w:tc>
+      </w:tr>
+      <w:tr>
+        <w:tc>
+          <w:tcPr>
+            <w:tcW w:type="dxa" w:w="2880"/>
+          </w:tcPr>
+          <w:p>
+            <w:r>
+              <w:rPr>
+                <w:rFonts w:ascii="Consolas" w:hAnsi="Consolas"/>
+                <w:color w:val="C7254E"/>
+                <w:sz w:val="19"/>
+              </w:rPr>
+              <w:t>BL10E-PS-GADC-01</w:t>
+            </w:r>
+            <w:r>
+              <w:t xml:space="preserve">, </w:t>
+            </w:r>
+            <w:r>
+              <w:rPr>
+                <w:rFonts w:ascii="Consolas" w:hAnsi="Consolas"/>
+                <w:color w:val="C7254E"/>
+                <w:sz w:val="19"/>
+              </w:rPr>
+              <w:t>-02</w:t>
+            </w:r>
+            <w:r>
+              <w:t xml:space="preserve">, </w:t>
+            </w:r>
+            <w:r>
+              <w:rPr>
+                <w:rFonts w:ascii="Consolas" w:hAnsi="Consolas"/>
+                <w:color w:val="C7254E"/>
+                <w:sz w:val="19"/>
+              </w:rPr>
+              <w:t>-03</w:t>
+            </w:r>
+          </w:p>
+        </w:tc>
+        <w:tc>
+          <w:tcPr>
+            <w:tcW w:type="dxa" w:w="2880"/>
+          </w:tcPr>
+          <w:p>
+            <w:r>
+              <w:t xml:space="preserve">The three closed‑switches on the </w:t>
+            </w:r>
+            <w:r>
+              <w:rPr>
+                <w:b/>
+              </w:rPr>
+              <w:t>main personnel door</w:t>
+            </w:r>
+          </w:p>
+        </w:tc>
+        <w:tc>
+          <w:tcPr>
+            <w:tcW w:type="dxa" w:w="2880"/>
+          </w:tcPr>
+          <w:p>
+            <w:r>
+              <w:rPr>
+                <w:b/>
+              </w:rPr>
+              <w:t>1</w:t>
+            </w:r>
+            <w:r>
+              <w:t xml:space="preserve"> (door shut)</w:t>
+            </w:r>
+          </w:p>
+        </w:tc>
+      </w:tr>
+      <w:tr>
+        <w:tc>
+          <w:tcPr>
+            <w:tcW w:type="dxa" w:w="2880"/>
+          </w:tcPr>
+          <w:p>
+            <w:r>
+              <w:rPr>
+                <w:rFonts w:ascii="Consolas" w:hAnsi="Consolas"/>
+                <w:color w:val="C7254E"/>
+                <w:sz w:val="19"/>
+              </w:rPr>
+              <w:t>BL10E-PS-GADC-04</w:t>
+            </w:r>
+            <w:r>
+              <w:t xml:space="preserve">, </w:t>
+            </w:r>
+            <w:r>
+              <w:rPr>
+                <w:rFonts w:ascii="Consolas" w:hAnsi="Consolas"/>
+                <w:color w:val="C7254E"/>
+                <w:sz w:val="19"/>
+              </w:rPr>
+              <w:t>-05</w:t>
+            </w:r>
+            <w:r>
+              <w:t xml:space="preserve">, </w:t>
+            </w:r>
+            <w:r>
+              <w:rPr>
+                <w:rFonts w:ascii="Consolas" w:hAnsi="Consolas"/>
+                <w:color w:val="C7254E"/>
+                <w:sz w:val="19"/>
+              </w:rPr>
+              <w:t>-06</w:t>
+            </w:r>
+          </w:p>
+        </w:tc>
+        <w:tc>
+          <w:tcPr>
+            <w:tcW w:type="dxa" w:w="2880"/>
+          </w:tcPr>
+          <w:p>
+            <w:r>
+              <w:t xml:space="preserve">The three closed‑switches on the </w:t>
+            </w:r>
+            <w:r>
+              <w:rPr>
+                <w:b/>
+              </w:rPr>
+              <w:t>entrance gate</w:t>
+            </w:r>
+          </w:p>
+        </w:tc>
+        <w:tc>
+          <w:tcPr>
+            <w:tcW w:type="dxa" w:w="2880"/>
+          </w:tcPr>
+          <w:p>
+            <w:r>
+              <w:rPr>
+                <w:b/>
+              </w:rPr>
+              <w:t>1</w:t>
+            </w:r>
+            <w:r>
+              <w:t xml:space="preserve"> (gate shut)</w:t>
+            </w:r>
+          </w:p>
+        </w:tc>
+      </w:tr>
+      <w:tr>
+        <w:tc>
+          <w:tcPr>
+            <w:tcW w:type="dxa" w:w="2880"/>
+          </w:tcPr>
+          <w:p>
+            <w:r>
+              <w:rPr>
+                <w:rFonts w:ascii="Consolas" w:hAnsi="Consolas"/>
+                <w:color w:val="C7254E"/>
+                <w:sz w:val="19"/>
+              </w:rPr>
+              <w:t>BL10E-PS-SADC-01</w:t>
+            </w:r>
+            <w:r>
+              <w:t xml:space="preserve">, </w:t>
+            </w:r>
+            <w:r>
+              <w:rPr>
+                <w:rFonts w:ascii="Consolas" w:hAnsi="Consolas"/>
+                <w:color w:val="C7254E"/>
+                <w:sz w:val="19"/>
+              </w:rPr>
+              <w:t>-02</w:t>
+            </w:r>
+            <w:r>
+              <w:t xml:space="preserve">, </w:t>
+            </w:r>
+            <w:r>
+              <w:rPr>
+                <w:rFonts w:ascii="Consolas" w:hAnsi="Consolas"/>
+                <w:color w:val="C7254E"/>
+                <w:sz w:val="19"/>
+              </w:rPr>
+              <w:t>-03</w:t>
+            </w:r>
+          </w:p>
+        </w:tc>
+        <w:tc>
+          <w:tcPr>
+            <w:tcW w:type="dxa" w:w="2880"/>
+          </w:tcPr>
+          <w:p>
+            <w:r>
+              <w:t xml:space="preserve">The </w:t>
+            </w:r>
+            <w:r>
+              <w:rPr>
+                <w:b/>
+              </w:rPr>
+              <w:t>service door</w:t>
+            </w:r>
+            <w:r>
+              <w:t xml:space="preserve"> closed‑switches (first set)</w:t>
+            </w:r>
+          </w:p>
+        </w:tc>
+        <w:tc>
+          <w:tcPr>
+            <w:tcW w:type="dxa" w:w="2880"/>
+          </w:tcPr>
+          <w:p>
+            <w:r>
+              <w:rPr>
+                <w:b/>
+              </w:rPr>
+              <w:t>1</w:t>
+            </w:r>
+            <w:r>
+              <w:t xml:space="preserve"> (shut)</w:t>
+            </w:r>
+          </w:p>
+        </w:tc>
+      </w:tr>
+      <w:tr>
+        <w:tc>
+          <w:tcPr>
+            <w:tcW w:type="dxa" w:w="2880"/>
+          </w:tcPr>
+          <w:p>
+            <w:r>
+              <w:rPr>
+                <w:rFonts w:ascii="Consolas" w:hAnsi="Consolas"/>
+                <w:color w:val="C7254E"/>
+                <w:sz w:val="19"/>
+              </w:rPr>
+              <w:t>BL10E-PS-SADC-04</w:t>
+            </w:r>
+            <w:r>
+              <w:t xml:space="preserve">, </w:t>
+            </w:r>
+            <w:r>
+              <w:rPr>
+                <w:rFonts w:ascii="Consolas" w:hAnsi="Consolas"/>
+                <w:color w:val="C7254E"/>
+                <w:sz w:val="19"/>
+              </w:rPr>
+              <w:t>-05</w:t>
+            </w:r>
+          </w:p>
+        </w:tc>
+        <w:tc>
+          <w:tcPr>
+            <w:tcW w:type="dxa" w:w="2880"/>
+          </w:tcPr>
+          <w:p>
+            <w:r>
+              <w:t xml:space="preserve">The </w:t>
+            </w:r>
+            <w:r>
+              <w:rPr>
+                <w:b/>
+              </w:rPr>
+              <w:t>service door</w:t>
+            </w:r>
+            <w:r>
+              <w:t xml:space="preserve"> closed‑switches (second set)</w:t>
+            </w:r>
+          </w:p>
+        </w:tc>
+        <w:tc>
+          <w:tcPr>
+            <w:tcW w:type="dxa" w:w="2880"/>
+          </w:tcPr>
+          <w:p>
+            <w:r>
+              <w:rPr>
+                <w:b/>
+              </w:rPr>
+              <w:t>1</w:t>
+            </w:r>
+            <w:r>
+              <w:t xml:space="preserve"> (shut)</w:t>
+            </w:r>
+          </w:p>
+        </w:tc>
+      </w:tr>
+      <w:tr>
+        <w:tc>
+          <w:tcPr>
+            <w:tcW w:type="dxa" w:w="2880"/>
+          </w:tcPr>
+          <w:p>
+            <w:r>
+              <w:rPr>
+                <w:rFonts w:ascii="Consolas" w:hAnsi="Consolas"/>
+                <w:color w:val="C7254E"/>
+                <w:sz w:val="19"/>
+              </w:rPr>
+              <w:t>BL10E-PS-KEY-01</w:t>
+            </w:r>
+          </w:p>
+        </w:tc>
+        <w:tc>
+          <w:tcPr>
+            <w:tcW w:type="dxa" w:w="2880"/>
+          </w:tcPr>
+          <w:p>
+            <w:r>
+              <w:rPr>
+                <w:b/>
+              </w:rPr>
+              <w:t>Electron‑source enable key</w:t>
+            </w:r>
+            <w:r>
+              <w:t xml:space="preserve"> at the control panel (ZCP)</w:t>
+            </w:r>
+          </w:p>
+        </w:tc>
+        <w:tc>
+          <w:tcPr>
+            <w:tcW w:type="dxa" w:w="2880"/>
+          </w:tcPr>
+          <w:p>
+            <w:r>
+              <w:rPr>
+                <w:b/>
+              </w:rPr>
+              <w:t>1</w:t>
+            </w:r>
+            <w:r>
+              <w:t xml:space="preserve"> (on)</w:t>
+            </w:r>
+          </w:p>
+        </w:tc>
+      </w:tr>
+      <w:tr>
+        <w:tc>
+          <w:tcPr>
+            <w:tcW w:type="dxa" w:w="2880"/>
+          </w:tcPr>
+          <w:p>
+            <w:r>
+              <w:rPr>
+                <w:rFonts w:ascii="Consolas" w:hAnsi="Consolas"/>
+                <w:color w:val="C7254E"/>
+                <w:sz w:val="19"/>
+              </w:rPr>
+              <w:t>BL10E-PS-KEY-02</w:t>
+            </w:r>
+          </w:p>
+        </w:tc>
+        <w:tc>
+          <w:tcPr>
+            <w:tcW w:type="dxa" w:w="2880"/>
+          </w:tcPr>
+          <w:p>
+            <w:r>
+              <w:rPr>
+                <w:b/>
+              </w:rPr>
+              <w:t>Hutch enable key</w:t>
+            </w:r>
+            <w:r>
+              <w:t xml:space="preserve"> (needed to start a search)</w:t>
+            </w:r>
+          </w:p>
+        </w:tc>
+        <w:tc>
+          <w:tcPr>
+            <w:tcW w:type="dxa" w:w="2880"/>
+          </w:tcPr>
+          <w:p>
+            <w:r>
+              <w:rPr>
+                <w:b/>
+              </w:rPr>
+              <w:t>1</w:t>
+            </w:r>
+            <w:r>
+              <w:t xml:space="preserve"> (on)</w:t>
+            </w:r>
+          </w:p>
+        </w:tc>
+      </w:tr>
+      <w:tr>
+        <w:tc>
+          <w:tcPr>
+            <w:tcW w:type="dxa" w:w="2880"/>
+          </w:tcPr>
+          <w:p>
+            <w:r>
+              <w:rPr>
+                <w:rFonts w:ascii="Consolas" w:hAnsi="Consolas"/>
+                <w:color w:val="C7254E"/>
+                <w:sz w:val="19"/>
+              </w:rPr>
+              <w:t>BL10E-PS-KEY-03</w:t>
+            </w:r>
+          </w:p>
+        </w:tc>
+        <w:tc>
+          <w:tcPr>
+            <w:tcW w:type="dxa" w:w="2880"/>
+          </w:tcPr>
+          <w:p>
+            <w:r>
+              <w:rPr>
+                <w:b/>
+              </w:rPr>
+              <w:t>Electron‑source enable key</w:t>
+            </w:r>
+            <w:r>
+              <w:t xml:space="preserve"> at the equipment rack</w:t>
+            </w:r>
+          </w:p>
+        </w:tc>
+        <w:tc>
+          <w:tcPr>
+            <w:tcW w:type="dxa" w:w="2880"/>
+          </w:tcPr>
+          <w:p>
+            <w:r>
+              <w:rPr>
+                <w:b/>
+              </w:rPr>
+              <w:t>1</w:t>
+            </w:r>
+            <w:r>
+              <w:t xml:space="preserve"> (on)</w:t>
+            </w:r>
+          </w:p>
+        </w:tc>
+      </w:tr>
+      <w:tr>
+        <w:tc>
+          <w:tcPr>
+            <w:tcW w:type="dxa" w:w="2880"/>
+          </w:tcPr>
+          <w:p>
+            <w:r>
+              <w:rPr>
+                <w:rFonts w:ascii="Consolas" w:hAnsi="Consolas"/>
+                <w:color w:val="C7254E"/>
+                <w:sz w:val="19"/>
+              </w:rPr>
+              <w:t>BL10E-PS-BOB-01:A</w:t>
+            </w:r>
+            <w:r>
+              <w:t>/</w:t>
+            </w:r>
+            <w:r>
+              <w:rPr>
+                <w:rFonts w:ascii="Consolas" w:hAnsi="Consolas"/>
+                <w:color w:val="C7254E"/>
+                <w:sz w:val="19"/>
+              </w:rPr>
+              <w:t>:B</w:t>
+            </w:r>
+            <w:r>
+              <w:t xml:space="preserve"> … </w:t>
+            </w:r>
+            <w:r>
+              <w:rPr>
+                <w:rFonts w:ascii="Consolas" w:hAnsi="Consolas"/>
+                <w:color w:val="C7254E"/>
+                <w:sz w:val="19"/>
+              </w:rPr>
+              <w:t>BOB-08:A</w:t>
+            </w:r>
+            <w:r>
+              <w:t>/</w:t>
+            </w:r>
+            <w:r>
+              <w:rPr>
+                <w:rFonts w:ascii="Consolas" w:hAnsi="Consolas"/>
+                <w:color w:val="C7254E"/>
+                <w:sz w:val="19"/>
+              </w:rPr>
+              <w:t>:B</w:t>
+            </w:r>
+          </w:p>
+        </w:tc>
+        <w:tc>
+          <w:tcPr>
+            <w:tcW w:type="dxa" w:w="2880"/>
+          </w:tcPr>
+          <w:p>
+            <w:r>
+              <w:t xml:space="preserve">All 16 channels of the 8 </w:t>
+            </w:r>
+            <w:r>
+              <w:rPr>
+                <w:b/>
+              </w:rPr>
+              <w:t>beam‑off buttons</w:t>
+            </w:r>
+          </w:p>
+        </w:tc>
+        <w:tc>
+          <w:tcPr>
+            <w:tcW w:type="dxa" w:w="2880"/>
+          </w:tcPr>
+          <w:p>
+            <w:r>
+              <w:rPr>
+                <w:b/>
+              </w:rPr>
+              <w:t>1</w:t>
+            </w:r>
+            <w:r>
+              <w:t xml:space="preserve"> (not pressed)</w:t>
+            </w:r>
+          </w:p>
+        </w:tc>
+      </w:tr>
+      <w:tr>
+        <w:tc>
+          <w:tcPr>
+            <w:tcW w:type="dxa" w:w="2880"/>
+          </w:tcPr>
+          <w:p>
+            <w:r>
+              <w:rPr>
+                <w:rFonts w:ascii="Consolas" w:hAnsi="Consolas"/>
+                <w:color w:val="C7254E"/>
+                <w:sz w:val="19"/>
+              </w:rPr>
+              <w:t>BL10E-PS-LCRx-01</w:t>
+            </w:r>
+          </w:p>
+        </w:tc>
+        <w:tc>
+          <w:tcPr>
+            <w:tcW w:type="dxa" w:w="2880"/>
+          </w:tcPr>
+          <w:p>
+            <w:r>
+              <w:t xml:space="preserve">The </w:t>
+            </w:r>
+            <w:r>
+              <w:rPr>
+                <w:b/>
+              </w:rPr>
+              <w:t>light curtain</w:t>
+            </w:r>
+            <w:r>
+              <w:t xml:space="preserve"> across the doorway</w:t>
+            </w:r>
+          </w:p>
+        </w:tc>
+        <w:tc>
+          <w:tcPr>
+            <w:tcW w:type="dxa" w:w="2880"/>
+          </w:tcPr>
+          <w:p>
+            <w:r>
+              <w:rPr>
+                <w:b/>
+              </w:rPr>
+              <w:t>1</w:t>
+            </w:r>
+            <w:r>
+              <w:t xml:space="preserve"> (clear)</w:t>
+            </w:r>
+          </w:p>
+        </w:tc>
+      </w:tr>
+      <w:tr>
+        <w:tc>
+          <w:tcPr>
+            <w:tcW w:type="dxa" w:w="2880"/>
+          </w:tcPr>
+          <w:p>
+            <w:r>
+              <w:rPr>
+                <w:rFonts w:ascii="Consolas" w:hAnsi="Consolas"/>
+                <w:color w:val="C7254E"/>
+                <w:sz w:val="19"/>
+              </w:rPr>
+              <w:t>BL10E-PS-ASB-01</w:t>
+            </w:r>
+            <w:r>
+              <w:t xml:space="preserve">, </w:t>
+            </w:r>
+            <w:r>
+              <w:rPr>
+                <w:rFonts w:ascii="Consolas" w:hAnsi="Consolas"/>
+                <w:color w:val="C7254E"/>
+                <w:sz w:val="19"/>
+              </w:rPr>
+              <w:t>-02</w:t>
+            </w:r>
+            <w:r>
+              <w:t xml:space="preserve">, </w:t>
+            </w:r>
+            <w:r>
+              <w:rPr>
+                <w:rFonts w:ascii="Consolas" w:hAnsi="Consolas"/>
+                <w:color w:val="C7254E"/>
+                <w:sz w:val="19"/>
+              </w:rPr>
+              <w:t>-03</w:t>
+            </w:r>
+            <w:r>
+              <w:t xml:space="preserve">, </w:t>
+            </w:r>
+            <w:r>
+              <w:rPr>
+                <w:rFonts w:ascii="Consolas" w:hAnsi="Consolas"/>
+                <w:color w:val="C7254E"/>
+                <w:sz w:val="19"/>
+              </w:rPr>
+              <w:t>-04</w:t>
+            </w:r>
+          </w:p>
+        </w:tc>
+        <w:tc>
+          <w:tcPr>
+            <w:tcW w:type="dxa" w:w="2880"/>
+          </w:tcPr>
+          <w:p>
+            <w:r>
+              <w:t xml:space="preserve">The four </w:t>
+            </w:r>
+            <w:r>
+              <w:rPr>
+                <w:b/>
+              </w:rPr>
+              <w:t>area‑search buttons</w:t>
+            </w:r>
+          </w:p>
+        </w:tc>
+        <w:tc>
+          <w:tcPr>
+            <w:tcW w:type="dxa" w:w="2880"/>
+          </w:tcPr>
+          <w:p>
+            <w:r>
+              <w:rPr>
+                <w:b/>
+              </w:rPr>
+              <w:t>0</w:t>
+            </w:r>
+            <w:r>
+              <w:t xml:space="preserve"> (idle)</w:t>
+            </w:r>
+          </w:p>
+        </w:tc>
+      </w:tr>
+      <w:tr>
+        <w:tc>
+          <w:tcPr>
+            <w:tcW w:type="dxa" w:w="2880"/>
+          </w:tcPr>
+          <w:p>
+            <w:r>
+              <w:rPr>
+                <w:rFonts w:ascii="Consolas" w:hAnsi="Consolas"/>
+                <w:color w:val="C7254E"/>
+                <w:sz w:val="19"/>
+              </w:rPr>
+              <w:t>BL10E-PS-ASBF-01</w:t>
+            </w:r>
+          </w:p>
+        </w:tc>
+        <w:tc>
+          <w:tcPr>
+            <w:tcW w:type="dxa" w:w="2880"/>
+          </w:tcPr>
+          <w:p>
+            <w:r>
+              <w:t xml:space="preserve">The </w:t>
+            </w:r>
+            <w:r>
+              <w:rPr>
+                <w:b/>
+              </w:rPr>
+              <w:t>final</w:t>
+            </w:r>
+            <w:r>
+              <w:t xml:space="preserve"> area‑search button</w:t>
+            </w:r>
+          </w:p>
+        </w:tc>
+        <w:tc>
+          <w:tcPr>
+            <w:tcW w:type="dxa" w:w="2880"/>
+          </w:tcPr>
+          <w:p>
+            <w:r>
+              <w:rPr>
+                <w:b/>
+              </w:rPr>
+              <w:t>0</w:t>
+            </w:r>
+            <w:r>
+              <w:t xml:space="preserve"> (idle)</w:t>
+            </w:r>
+          </w:p>
+        </w:tc>
+      </w:tr>
+      <w:tr>
+        <w:tc>
+          <w:tcPr>
+            <w:tcW w:type="dxa" w:w="2880"/>
+          </w:tcPr>
+          <w:p>
+            <w:r>
+              <w:rPr>
+                <w:rFonts w:ascii="Consolas" w:hAnsi="Consolas"/>
+                <w:color w:val="C7254E"/>
+                <w:sz w:val="19"/>
+              </w:rPr>
+              <w:t>BL10E-PS-SCR-01</w:t>
+            </w:r>
+          </w:p>
+        </w:tc>
+        <w:tc>
+          <w:tcPr>
+            <w:tcW w:type="dxa" w:w="2880"/>
+          </w:tcPr>
+          <w:p>
+            <w:r>
+              <w:t xml:space="preserve">The </w:t>
+            </w:r>
+            <w:r>
+              <w:rPr>
+                <w:b/>
+              </w:rPr>
+              <w:t>search‑card reader</w:t>
+            </w:r>
+          </w:p>
+        </w:tc>
+        <w:tc>
+          <w:tcPr>
+            <w:tcW w:type="dxa" w:w="2880"/>
+          </w:tcPr>
+          <w:p>
+            <w:r>
+              <w:rPr>
+                <w:b/>
+              </w:rPr>
+              <w:t>0</w:t>
+            </w:r>
+            <w:r>
+              <w:t xml:space="preserve"> (no card)</w:t>
+            </w:r>
+          </w:p>
+        </w:tc>
+      </w:tr>
+      <w:tr>
+        <w:tc>
+          <w:tcPr>
+            <w:tcW w:type="dxa" w:w="2880"/>
+          </w:tcPr>
+          <w:p>
+            <w:r>
+              <w:rPr>
+                <w:rFonts w:ascii="Consolas" w:hAnsi="Consolas"/>
+                <w:color w:val="C7254E"/>
+                <w:sz w:val="19"/>
+              </w:rPr>
+              <w:t>BL10E-PS-OR-01</w:t>
+            </w:r>
+          </w:p>
+        </w:tc>
+        <w:tc>
+          <w:tcPr>
+            <w:tcW w:type="dxa" w:w="2880"/>
+          </w:tcPr>
+          <w:p>
+            <w:r>
+              <w:t xml:space="preserve">The </w:t>
+            </w:r>
+            <w:r>
+              <w:rPr>
+                <w:b/>
+              </w:rPr>
+              <w:t>Open/Reset</w:t>
+            </w:r>
+            <w:r>
+              <w:t xml:space="preserve"> button</w:t>
+            </w:r>
+          </w:p>
+        </w:tc>
+        <w:tc>
+          <w:tcPr>
+            <w:tcW w:type="dxa" w:w="2880"/>
+          </w:tcPr>
+          <w:p>
+            <w:r>
+              <w:rPr>
+                <w:b/>
+              </w:rPr>
+              <w:t>0</w:t>
+            </w:r>
+            <w:r>
+              <w:t xml:space="preserve"> (idle)</w:t>
+            </w:r>
+          </w:p>
+        </w:tc>
+      </w:tr>
+      <w:tr>
+        <w:tc>
+          <w:tcPr>
+            <w:tcW w:type="dxa" w:w="2880"/>
+          </w:tcPr>
+          <w:p>
+            <w:r>
+              <w:rPr>
+                <w:rFonts w:ascii="Consolas" w:hAnsi="Consolas"/>
+                <w:color w:val="C7254E"/>
+                <w:sz w:val="19"/>
+              </w:rPr>
+              <w:t>BL10E-PS-GADL-01</w:t>
+            </w:r>
+            <w:r>
+              <w:t xml:space="preserve">, </w:t>
+            </w:r>
+            <w:r>
+              <w:rPr>
+                <w:rFonts w:ascii="Consolas" w:hAnsi="Consolas"/>
+                <w:color w:val="C7254E"/>
+                <w:sz w:val="19"/>
+              </w:rPr>
+              <w:t>-02</w:t>
+            </w:r>
+          </w:p>
+        </w:tc>
+        <w:tc>
+          <w:tcPr>
+            <w:tcW w:type="dxa" w:w="2880"/>
+          </w:tcPr>
+          <w:p>
+            <w:r>
+              <w:t xml:space="preserve">The </w:t>
+            </w:r>
+            <w:r>
+              <w:rPr>
+                <w:b/>
+              </w:rPr>
+              <w:t>main‑door</w:t>
+            </w:r>
+            <w:r>
+              <w:t xml:space="preserve"> "locked" switches (locks not on yet)</w:t>
+            </w:r>
+          </w:p>
+        </w:tc>
+        <w:tc>
+          <w:tcPr>
+            <w:tcW w:type="dxa" w:w="2880"/>
+          </w:tcPr>
+          <w:p>
+            <w:r>
+              <w:rPr>
+                <w:b/>
+              </w:rPr>
+              <w:t>0</w:t>
+            </w:r>
+            <w:r>
+              <w:t xml:space="preserve"> (not locked)</w:t>
+            </w:r>
+          </w:p>
+        </w:tc>
+      </w:tr>
+      <w:tr>
+        <w:tc>
+          <w:tcPr>
+            <w:tcW w:type="dxa" w:w="2880"/>
+          </w:tcPr>
+          <w:p>
+            <w:r>
+              <w:rPr>
+                <w:rFonts w:ascii="Consolas" w:hAnsi="Consolas"/>
+                <w:color w:val="C7254E"/>
+                <w:sz w:val="19"/>
+              </w:rPr>
+              <w:t>BL10E-PS-GADL-04</w:t>
+            </w:r>
+            <w:r>
+              <w:t xml:space="preserve">, </w:t>
+            </w:r>
+            <w:r>
+              <w:rPr>
+                <w:rFonts w:ascii="Consolas" w:hAnsi="Consolas"/>
+                <w:color w:val="C7254E"/>
+                <w:sz w:val="19"/>
+              </w:rPr>
+              <w:t>-05</w:t>
+            </w:r>
+          </w:p>
+        </w:tc>
+        <w:tc>
+          <w:tcPr>
+            <w:tcW w:type="dxa" w:w="2880"/>
+          </w:tcPr>
+          <w:p>
+            <w:r>
+              <w:t xml:space="preserve">The </w:t>
+            </w:r>
+            <w:r>
+              <w:rPr>
+                <w:b/>
+              </w:rPr>
+              <w:t>gate</w:t>
+            </w:r>
+            <w:r>
+              <w:t xml:space="preserve"> "locked" switches (locks not on yet)</w:t>
+            </w:r>
+          </w:p>
+        </w:tc>
+        <w:tc>
+          <w:tcPr>
+            <w:tcW w:type="dxa" w:w="2880"/>
+          </w:tcPr>
+          <w:p>
+            <w:r>
+              <w:rPr>
+                <w:b/>
+              </w:rPr>
+              <w:t>0</w:t>
+            </w:r>
+            <w:r>
+              <w:t xml:space="preserve"> (not locked)</w:t>
+            </w:r>
+          </w:p>
+        </w:tc>
+      </w:tr>
+      <w:tr>
+        <w:tc>
+          <w:tcPr>
+            <w:tcW w:type="dxa" w:w="2880"/>
+          </w:tcPr>
+          <w:p>
+            <w:r>
+              <w:rPr>
+                <w:rFonts w:ascii="Consolas" w:hAnsi="Consolas"/>
+                <w:color w:val="C7254E"/>
+                <w:sz w:val="19"/>
+              </w:rPr>
+              <w:t>BL10E-PS-SADL-01</w:t>
+            </w:r>
+            <w:r>
+              <w:t xml:space="preserve">, </w:t>
+            </w:r>
+            <w:r>
+              <w:rPr>
+                <w:rFonts w:ascii="Consolas" w:hAnsi="Consolas"/>
+                <w:color w:val="C7254E"/>
+                <w:sz w:val="19"/>
+              </w:rPr>
+              <w:t>-02</w:t>
+            </w:r>
+          </w:p>
+        </w:tc>
+        <w:tc>
+          <w:tcPr>
+            <w:tcW w:type="dxa" w:w="2880"/>
+          </w:tcPr>
+          <w:p>
+            <w:r>
+              <w:t xml:space="preserve">The </w:t>
+            </w:r>
+            <w:r>
+              <w:rPr>
+                <w:b/>
+              </w:rPr>
+              <w:t>service‑door</w:t>
+            </w:r>
+            <w:r>
+              <w:t xml:space="preserve"> "locked" switches (locks not on yet)</w:t>
+            </w:r>
+          </w:p>
+        </w:tc>
+        <w:tc>
+          <w:tcPr>
+            <w:tcW w:type="dxa" w:w="2880"/>
+          </w:tcPr>
+          <w:p>
+            <w:r>
+              <w:rPr>
+                <w:b/>
+              </w:rPr>
+              <w:t>0</w:t>
+            </w:r>
+            <w:r>
+              <w:t xml:space="preserve"> (not locked)</w:t>
+            </w:r>
+          </w:p>
+        </w:tc>
+      </w:tr>
+      <w:tr>
+        <w:tc>
+          <w:tcPr>
+            <w:tcW w:type="dxa" w:w="2880"/>
+          </w:tcPr>
+          <w:p>
+            <w:r>
+              <w:rPr>
+                <w:rFonts w:ascii="Consolas" w:hAnsi="Consolas"/>
+                <w:color w:val="C7254E"/>
+                <w:sz w:val="19"/>
+              </w:rPr>
+              <w:t>BL10E-PS-RDMND-01</w:t>
+            </w:r>
+            <w:r>
+              <w:t xml:space="preserve">, </w:t>
+            </w:r>
+            <w:r>
+              <w:rPr>
+                <w:rFonts w:ascii="Consolas" w:hAnsi="Consolas"/>
+                <w:color w:val="C7254E"/>
+                <w:sz w:val="19"/>
+              </w:rPr>
+              <w:t>-02</w:t>
+            </w:r>
+          </w:p>
+        </w:tc>
+        <w:tc>
+          <w:tcPr>
+            <w:tcW w:type="dxa" w:w="2880"/>
+          </w:tcPr>
+          <w:p>
+            <w:r>
+              <w:t xml:space="preserve">The radiation </w:t>
+            </w:r>
+            <w:r>
+              <w:rPr>
+                <w:b/>
+              </w:rPr>
+              <w:t>dose</w:t>
+            </w:r>
+            <w:r>
+              <w:t xml:space="preserve"> sensors</w:t>
+            </w:r>
+          </w:p>
+        </w:tc>
+        <w:tc>
+          <w:tcPr>
+            <w:tcW w:type="dxa" w:w="2880"/>
+          </w:tcPr>
+          <w:p>
+            <w:r>
+              <w:rPr>
+                <w:b/>
+              </w:rPr>
+              <w:t>0</w:t>
+            </w:r>
+            <w:r>
+              <w:t xml:space="preserve"> (healthy)</w:t>
+            </w:r>
+          </w:p>
+        </w:tc>
+      </w:tr>
+      <w:tr>
+        <w:tc>
+          <w:tcPr>
+            <w:tcW w:type="dxa" w:w="2880"/>
+          </w:tcPr>
+          <w:p>
+            <w:r>
+              <w:rPr>
+                <w:rFonts w:ascii="Consolas" w:hAnsi="Consolas"/>
+                <w:color w:val="C7254E"/>
+                <w:sz w:val="19"/>
+              </w:rPr>
+              <w:t>BL10E-PS-RDMNR-01</w:t>
+            </w:r>
+            <w:r>
+              <w:t xml:space="preserve">, </w:t>
+            </w:r>
+            <w:r>
+              <w:rPr>
+                <w:rFonts w:ascii="Consolas" w:hAnsi="Consolas"/>
+                <w:color w:val="C7254E"/>
+                <w:sz w:val="19"/>
+              </w:rPr>
+              <w:t>-02</w:t>
+            </w:r>
+          </w:p>
+        </w:tc>
+        <w:tc>
+          <w:tcPr>
+            <w:tcW w:type="dxa" w:w="2880"/>
+          </w:tcPr>
+          <w:p>
+            <w:r>
+              <w:t xml:space="preserve">The radiation </w:t>
+            </w:r>
+            <w:r>
+              <w:rPr>
+                <w:b/>
+              </w:rPr>
+              <w:t>dose‑rate</w:t>
+            </w:r>
+            <w:r>
+              <w:t xml:space="preserve"> sensors</w:t>
+            </w:r>
+          </w:p>
+        </w:tc>
+        <w:tc>
+          <w:tcPr>
+            <w:tcW w:type="dxa" w:w="2880"/>
+          </w:tcPr>
+          <w:p>
+            <w:r>
+              <w:rPr>
+                <w:b/>
+              </w:rPr>
+              <w:t>0</w:t>
+            </w:r>
+            <w:r>
+              <w:t xml:space="preserve"> (healthy)</w:t>
+            </w:r>
+          </w:p>
+        </w:tc>
+      </w:tr>
+      <w:tr>
+        <w:tc>
+          <w:tcPr>
+            <w:tcW w:type="dxa" w:w="2880"/>
+          </w:tcPr>
+          <w:p>
+            <w:r>
+              <w:rPr>
+                <w:rFonts w:ascii="Consolas" w:hAnsi="Consolas"/>
+                <w:color w:val="C7254E"/>
+                <w:sz w:val="19"/>
+              </w:rPr>
+              <w:t>BL10E-PS-OXMON-01</w:t>
+            </w:r>
+            <w:r>
+              <w:t>…</w:t>
+            </w:r>
+            <w:r>
+              <w:rPr>
+                <w:rFonts w:ascii="Consolas" w:hAnsi="Consolas"/>
+                <w:color w:val="C7254E"/>
+                <w:sz w:val="19"/>
+              </w:rPr>
+              <w:t>-04_TRIP</w:t>
+            </w:r>
+          </w:p>
+        </w:tc>
+        <w:tc>
+          <w:tcPr>
+            <w:tcW w:type="dxa" w:w="2880"/>
+          </w:tcPr>
+          <w:p>
+            <w:r>
+              <w:t xml:space="preserve">The four </w:t>
+            </w:r>
+            <w:r>
+              <w:rPr>
+                <w:b/>
+              </w:rPr>
+              <w:t>oxygen</w:t>
+            </w:r>
+            <w:r>
+              <w:t xml:space="preserve"> trip flags (Way A, §0.4)</w:t>
+            </w:r>
+          </w:p>
+        </w:tc>
+        <w:tc>
+          <w:tcPr>
+            <w:tcW w:type="dxa" w:w="2880"/>
+          </w:tcPr>
+          <w:p>
+            <w:r>
+              <w:rPr>
+                <w:b/>
+              </w:rPr>
+              <w:t>0</w:t>
+            </w:r>
+            <w:r>
+              <w:t xml:space="preserve"> (air OK)</w:t>
+            </w:r>
+          </w:p>
+        </w:tc>
+      </w:tr>
+      <w:tr>
+        <w:tc>
+          <w:tcPr>
+            <w:tcW w:type="dxa" w:w="2880"/>
+          </w:tcPr>
+          <w:p>
+            <w:r>
+              <w:rPr>
+                <w:rFonts w:ascii="Consolas" w:hAnsi="Consolas"/>
+                <w:color w:val="C7254E"/>
+                <w:sz w:val="19"/>
+              </w:rPr>
+              <w:t>BL10E-PS-IT-01</w:t>
+            </w:r>
+            <w:r>
+              <w:t xml:space="preserve">, </w:t>
+            </w:r>
+            <w:r>
+              <w:rPr>
+                <w:rFonts w:ascii="Consolas" w:hAnsi="Consolas"/>
+                <w:color w:val="C7254E"/>
+                <w:sz w:val="19"/>
+              </w:rPr>
+              <w:t>-02</w:t>
+            </w:r>
+            <w:r>
+              <w:t xml:space="preserve">, </w:t>
+            </w:r>
+            <w:r>
+              <w:rPr>
+                <w:rFonts w:ascii="Consolas" w:hAnsi="Consolas"/>
+                <w:color w:val="C7254E"/>
+                <w:sz w:val="19"/>
+              </w:rPr>
+              <w:t>-03_TRIP</w:t>
+            </w:r>
+          </w:p>
+        </w:tc>
+        <w:tc>
+          <w:tcPr>
+            <w:tcW w:type="dxa" w:w="2880"/>
+          </w:tcPr>
+          <w:p>
+            <w:r>
+              <w:t xml:space="preserve">The source </w:t>
+            </w:r>
+            <w:r>
+              <w:rPr>
+                <w:b/>
+              </w:rPr>
+              <w:t>current</w:t>
+            </w:r>
+            <w:r>
+              <w:t xml:space="preserve"> trip flags (Way A, §0.4)</w:t>
+            </w:r>
+          </w:p>
+        </w:tc>
+        <w:tc>
+          <w:tcPr>
+            <w:tcW w:type="dxa" w:w="2880"/>
+          </w:tcPr>
+          <w:p>
+            <w:r>
+              <w:rPr>
+                <w:b/>
+              </w:rPr>
+              <w:t>0</w:t>
+            </w:r>
+            <w:r>
+              <w:t xml:space="preserve"> (no current)</w:t>
+            </w:r>
+          </w:p>
+        </w:tc>
+      </w:tr>
+      <w:tr>
+        <w:tc>
+          <w:tcPr>
+            <w:tcW w:type="dxa" w:w="2880"/>
+          </w:tcPr>
+          <w:p>
+            <w:r>
+              <w:rPr>
+                <w:rFonts w:ascii="Consolas" w:hAnsi="Consolas"/>
+                <w:color w:val="C7254E"/>
+                <w:sz w:val="19"/>
+              </w:rPr>
+              <w:t>BL10E-PS-VT-01</w:t>
+            </w:r>
+            <w:r>
+              <w:t xml:space="preserve">, </w:t>
+            </w:r>
+            <w:r>
+              <w:rPr>
+                <w:rFonts w:ascii="Consolas" w:hAnsi="Consolas"/>
+                <w:color w:val="C7254E"/>
+                <w:sz w:val="19"/>
+              </w:rPr>
+              <w:t>-02</w:t>
+            </w:r>
+            <w:r>
+              <w:t xml:space="preserve">, </w:t>
+            </w:r>
+            <w:r>
+              <w:rPr>
+                <w:rFonts w:ascii="Consolas" w:hAnsi="Consolas"/>
+                <w:color w:val="C7254E"/>
+                <w:sz w:val="19"/>
+              </w:rPr>
+              <w:t>-03_TRIP</w:t>
+            </w:r>
+          </w:p>
+        </w:tc>
+        <w:tc>
+          <w:tcPr>
+            <w:tcW w:type="dxa" w:w="2880"/>
+          </w:tcPr>
+          <w:p>
+            <w:r>
+              <w:t xml:space="preserve">The source </w:t>
+            </w:r>
+            <w:r>
+              <w:rPr>
+                <w:b/>
+              </w:rPr>
+              <w:t>voltage</w:t>
+            </w:r>
+            <w:r>
+              <w:t xml:space="preserve"> trip flags (Way A, §0.4)</w:t>
+            </w:r>
+          </w:p>
+        </w:tc>
+        <w:tc>
+          <w:tcPr>
+            <w:tcW w:type="dxa" w:w="2880"/>
+          </w:tcPr>
+          <w:p>
+            <w:r>
+              <w:rPr>
+                <w:b/>
+              </w:rPr>
+              <w:t>0</w:t>
+            </w:r>
+            <w:r>
+              <w:t xml:space="preserve"> (no voltage)</w:t>
+            </w:r>
+          </w:p>
+        </w:tc>
+      </w:tr>
+    </w:tbl>
+    <w:p/>
+    <w:p>
+      <w:r>
+        <w:t xml:space="preserve">*(If you use Way B from §0.4 instead, force the raw readings: </w:t>
       </w:r>
       <w:r>
         <w:rPr>
@@ -2237,15 +4973,10 @@
           <w:color w:val="C7254E"/>
           <w:sz w:val="19"/>
         </w:rPr>
-        <w:t>BL10E-PS-GADC-01..06</w:t>
-      </w:r>
-      <w:r>
-        <w:t xml:space="preserve"> (door and gate closed</w:t>
-      </w:r>
-    </w:p>
-    <w:p>
-      <w:r>
-        <w:t xml:space="preserve">   switches), </w:t>
+        <w:t>IT-0x = 3.9</w:t>
+      </w:r>
+      <w:r>
+        <w:t xml:space="preserve">, </w:t>
       </w:r>
       <w:r>
         <w:rPr>
@@ -2253,10 +4984,10 @@
           <w:color w:val="C7254E"/>
           <w:sz w:val="19"/>
         </w:rPr>
-        <w:t>SADC-01..05</w:t>
-      </w:r>
-      <w:r>
-        <w:t xml:space="preserve"> (service‑door closed switches), </w:t>
+        <w:t>VT-0x = 3.9</w:t>
+      </w:r>
+      <w:r>
+        <w:t xml:space="preserve">, </w:t>
       </w:r>
       <w:r>
         <w:rPr>
@@ -2264,10 +4995,21 @@
           <w:color w:val="C7254E"/>
           <w:sz w:val="19"/>
         </w:rPr>
-        <w:t>KEY-01</w:t>
-      </w:r>
-      <w:r>
-        <w:t xml:space="preserve">, </w:t>
+        <w:t>OXMON-0x = 20.9</w:t>
+      </w:r>
+      <w:r>
+        <w:t>.)*</w:t>
+      </w:r>
+    </w:p>
+    <w:p>
+      <w:r>
+        <w:rPr>
+          <w:b/>
+        </w:rPr>
+        <w:t>Step 2 — press each control‑room reset once</w:t>
+      </w:r>
+      <w:r>
+        <w:t xml:space="preserve"> (force </w:t>
       </w:r>
       <w:r>
         <w:rPr>
@@ -2275,10 +5017,10 @@
           <w:color w:val="C7254E"/>
           <w:sz w:val="19"/>
         </w:rPr>
-        <w:t>KEY-02</w:t>
-      </w:r>
-      <w:r>
-        <w:t xml:space="preserve">,    </w:t>
+        <w:t>0</w:t>
+      </w:r>
+      <w:r>
+        <w:t>→</w:t>
       </w:r>
       <w:r>
         <w:rPr>
@@ -2286,10 +5028,10 @@
           <w:color w:val="C7254E"/>
           <w:sz w:val="19"/>
         </w:rPr>
-        <w:t>KEY-03</w:t>
-      </w:r>
-      <w:r>
-        <w:t xml:space="preserve"> (the three enable keys, on), all sixteen </w:t>
+        <w:t>1</w:t>
+      </w:r>
+      <w:r>
+        <w:t>→</w:t>
       </w:r>
       <w:r>
         <w:rPr>
@@ -2297,377 +5039,476 @@
           <w:color w:val="C7254E"/>
           <w:sz w:val="19"/>
         </w:rPr>
-        <w:t>BOB-01:A..08:A</w:t>
-      </w:r>
-      <w:r>
-        <w:t xml:space="preserve"> and    </w:t>
-      </w:r>
-      <w:r>
-        <w:rPr>
-          <w:rFonts w:ascii="Consolas" w:hAnsi="Consolas"/>
-          <w:color w:val="C7254E"/>
-          <w:sz w:val="19"/>
-        </w:rPr>
-        <w:t>BOB-01:B..08:B</w:t>
-      </w:r>
-      <w:r>
-        <w:t xml:space="preserve"> (the beam‑off buttons, not pressed), and </w:t>
-      </w:r>
-      <w:r>
-        <w:rPr>
-          <w:rFonts w:ascii="Consolas" w:hAnsi="Consolas"/>
-          <w:color w:val="C7254E"/>
-          <w:sz w:val="19"/>
-        </w:rPr>
-        <w:t>LCRx-01</w:t>
-      </w:r>
-      <w:r>
-        <w:t xml:space="preserve"> (light    curtain clear).</w:t>
+        <w:t>0</w:t>
+      </w:r>
+      <w:r>
+        <w:t>) to clear any latch left from power‑up:</w:t>
       </w:r>
     </w:p>
+    <w:tbl>
+      <w:tblPr>
+        <w:tblStyle w:val="LightGrid-Accent1"/>
+        <w:tblW w:type="auto" w:w="0"/>
+        <w:jc w:val="left"/>
+        <w:tblLook w:firstColumn="1" w:firstRow="1" w:lastColumn="0" w:lastRow="0" w:noHBand="0" w:noVBand="1" w:val="04A0"/>
+      </w:tblPr>
+      <w:tblGrid>
+        <w:gridCol w:w="4320"/>
+        <w:gridCol w:w="4320"/>
+      </w:tblGrid>
+      <w:tr>
+        <w:tc>
+          <w:tcPr>
+            <w:tcW w:type="dxa" w:w="4320"/>
+            <w:shd w:val="clear" w:fill="1F4E79"/>
+          </w:tcPr>
+          <w:p>
+            <w:r>
+              <w:rPr>
+                <w:b/>
+                <w:color w:val="FFFFFF"/>
+              </w:rPr>
+              <w:t>Tag</w:t>
+            </w:r>
+          </w:p>
+        </w:tc>
+        <w:tc>
+          <w:tcPr>
+            <w:tcW w:type="dxa" w:w="4320"/>
+            <w:shd w:val="clear" w:fill="1F4E79"/>
+          </w:tcPr>
+          <w:p>
+            <w:r>
+              <w:rPr>
+                <w:b/>
+                <w:color w:val="FFFFFF"/>
+              </w:rPr>
+              <w:t>What it resets</w:t>
+            </w:r>
+          </w:p>
+        </w:tc>
+      </w:tr>
+      <w:tr>
+        <w:tc>
+          <w:tcPr>
+            <w:tcW w:type="dxa" w:w="4320"/>
+          </w:tcPr>
+          <w:p>
+            <w:r>
+              <w:rPr>
+                <w:rFonts w:ascii="Consolas" w:hAnsi="Consolas"/>
+                <w:color w:val="C7254E"/>
+                <w:sz w:val="19"/>
+              </w:rPr>
+              <w:t>BL10E-PS-IOC-01-BOB:RESET</w:t>
+            </w:r>
+          </w:p>
+        </w:tc>
+        <w:tc>
+          <w:tcPr>
+            <w:tcW w:type="dxa" w:w="4320"/>
+          </w:tcPr>
+          <w:p>
+            <w:r>
+              <w:t>the beam‑off‑button latch</w:t>
+            </w:r>
+          </w:p>
+        </w:tc>
+      </w:tr>
+      <w:tr>
+        <w:tc>
+          <w:tcPr>
+            <w:tcW w:type="dxa" w:w="4320"/>
+          </w:tcPr>
+          <w:p>
+            <w:r>
+              <w:rPr>
+                <w:rFonts w:ascii="Consolas" w:hAnsi="Consolas"/>
+                <w:color w:val="C7254E"/>
+                <w:sz w:val="19"/>
+              </w:rPr>
+              <w:t>BL10E-PS-IOC-01-RDMN:RESET</w:t>
+            </w:r>
+          </w:p>
+        </w:tc>
+        <w:tc>
+          <w:tcPr>
+            <w:tcW w:type="dxa" w:w="4320"/>
+          </w:tcPr>
+          <w:p>
+            <w:r>
+              <w:t>the radiation latch</w:t>
+            </w:r>
+          </w:p>
+        </w:tc>
+      </w:tr>
+      <w:tr>
+        <w:tc>
+          <w:tcPr>
+            <w:tcW w:type="dxa" w:w="4320"/>
+          </w:tcPr>
+          <w:p>
+            <w:r>
+              <w:rPr>
+                <w:rFonts w:ascii="Consolas" w:hAnsi="Consolas"/>
+                <w:color w:val="C7254E"/>
+                <w:sz w:val="19"/>
+              </w:rPr>
+              <w:t>BL10E-PS-IOC-01-GAS:RESET</w:t>
+            </w:r>
+          </w:p>
+        </w:tc>
+        <w:tc>
+          <w:tcPr>
+            <w:tcW w:type="dxa" w:w="4320"/>
+          </w:tcPr>
+          <w:p>
+            <w:r>
+              <w:t>the oxygen latch</w:t>
+            </w:r>
+          </w:p>
+        </w:tc>
+      </w:tr>
+    </w:tbl>
+    <w:p/>
     <w:p>
-      <w:pPr>
-        <w:pStyle w:val="ListNumber"/>
-      </w:pPr>
       <w:r>
         <w:rPr>
           <w:b/>
         </w:rPr>
-        <w:t>Force these to `0` (FALSE):</w:t>
-      </w:r>
-      <w:r>
-        <w:t xml:space="preserve"> </w:t>
-      </w:r>
-      <w:r>
-        <w:rPr>
-          <w:rFonts w:ascii="Consolas" w:hAnsi="Consolas"/>
-          <w:color w:val="C7254E"/>
-          <w:sz w:val="19"/>
-        </w:rPr>
-        <w:t>ASB-01..04</w:t>
-      </w:r>
-      <w:r>
-        <w:t xml:space="preserve">, </w:t>
-      </w:r>
-      <w:r>
-        <w:rPr>
-          <w:rFonts w:ascii="Consolas" w:hAnsi="Consolas"/>
-          <w:color w:val="C7254E"/>
-          <w:sz w:val="19"/>
-        </w:rPr>
-        <w:t>ASBF-01</w:t>
-      </w:r>
-      <w:r>
-        <w:t xml:space="preserve"> (search buttons, idle),</w:t>
+        <w:t>Step 3 — check you are at the healthy start.</w:t>
+      </w:r>
+      <w:r>
+        <w:t xml:space="preserve"> You should see:</w:t>
       </w:r>
     </w:p>
-    <w:p>
-      <w:r>
-        <w:t xml:space="preserve">   </w:t>
-      </w:r>
-      <w:r>
-        <w:rPr>
-          <w:rFonts w:ascii="Consolas" w:hAnsi="Consolas"/>
-          <w:color w:val="C7254E"/>
-          <w:sz w:val="19"/>
-        </w:rPr>
-        <w:t>SCR-01</w:t>
-      </w:r>
-      <w:r>
-        <w:t xml:space="preserve"> (no card), </w:t>
-      </w:r>
-      <w:r>
-        <w:rPr>
-          <w:rFonts w:ascii="Consolas" w:hAnsi="Consolas"/>
-          <w:color w:val="C7254E"/>
-          <w:sz w:val="19"/>
-        </w:rPr>
-        <w:t>OR-01</w:t>
-      </w:r>
-      <w:r>
-        <w:t xml:space="preserve"> (Open/Reset idle), </w:t>
-      </w:r>
-      <w:r>
-        <w:rPr>
-          <w:rFonts w:ascii="Consolas" w:hAnsi="Consolas"/>
-          <w:color w:val="C7254E"/>
-          <w:sz w:val="19"/>
-        </w:rPr>
-        <w:t>GADL-01/02/04/05</w:t>
-      </w:r>
-      <w:r>
-        <w:t xml:space="preserve">, </w:t>
-      </w:r>
-      <w:r>
-        <w:rPr>
-          <w:rFonts w:ascii="Consolas" w:hAnsi="Consolas"/>
-          <w:color w:val="C7254E"/>
-          <w:sz w:val="19"/>
-        </w:rPr>
-        <w:t>SADL-01/02</w:t>
-      </w:r>
-      <w:r>
-        <w:t xml:space="preserve">    (door‑locked switches — locks are not on yet), and </w:t>
-      </w:r>
-      <w:r>
-        <w:rPr>
-          <w:rFonts w:ascii="Consolas" w:hAnsi="Consolas"/>
-          <w:color w:val="C7254E"/>
-          <w:sz w:val="19"/>
-        </w:rPr>
-        <w:t>RDMND-01/02</w:t>
-      </w:r>
-      <w:r>
-        <w:t xml:space="preserve">, </w:t>
-      </w:r>
-      <w:r>
-        <w:rPr>
-          <w:rFonts w:ascii="Consolas" w:hAnsi="Consolas"/>
-          <w:color w:val="C7254E"/>
-          <w:sz w:val="19"/>
-        </w:rPr>
-        <w:t>RDMNR-01/02</w:t>
-      </w:r>
-      <w:r>
-        <w:t xml:space="preserve">    (radiation sensors, healthy).</w:t>
-      </w:r>
-    </w:p>
-    <w:p>
-      <w:pPr>
-        <w:pStyle w:val="ListNumber"/>
-      </w:pPr>
-      <w:r>
-        <w:rPr>
-          <w:b/>
-        </w:rPr>
-        <w:t>Force the analogue trip flags to `0`</w:t>
-      </w:r>
-      <w:r>
-        <w:t xml:space="preserve"> (Way A from §0.4):</w:t>
-      </w:r>
-    </w:p>
-    <w:p>
-      <w:r>
-        <w:t xml:space="preserve">   </w:t>
-      </w:r>
-      <w:r>
-        <w:rPr>
-          <w:rFonts w:ascii="Consolas" w:hAnsi="Consolas"/>
-          <w:color w:val="C7254E"/>
-          <w:sz w:val="19"/>
-        </w:rPr>
-        <w:t>OXMON-01..04_TRIP</w:t>
-      </w:r>
-      <w:r>
-        <w:t xml:space="preserve"> (oxygen OK), </w:t>
-      </w:r>
-      <w:r>
-        <w:rPr>
-          <w:rFonts w:ascii="Consolas" w:hAnsi="Consolas"/>
-          <w:color w:val="C7254E"/>
-          <w:sz w:val="19"/>
-        </w:rPr>
-        <w:t>IT-01..03_TRIP</w:t>
-      </w:r>
-      <w:r>
-        <w:t xml:space="preserve"> (no source current),    </w:t>
-      </w:r>
-      <w:r>
-        <w:rPr>
-          <w:rFonts w:ascii="Consolas" w:hAnsi="Consolas"/>
-          <w:color w:val="C7254E"/>
-          <w:sz w:val="19"/>
-        </w:rPr>
-        <w:t>VT-01..03_TRIP</w:t>
-      </w:r>
-      <w:r>
-        <w:t xml:space="preserve"> (no source voltage).    *(Way B users instead force </w:t>
-      </w:r>
-      <w:r>
-        <w:rPr>
-          <w:rFonts w:ascii="Consolas" w:hAnsi="Consolas"/>
-          <w:color w:val="C7254E"/>
-          <w:sz w:val="19"/>
-        </w:rPr>
-        <w:t>IT/VT-0x = 3.9</w:t>
-      </w:r>
-      <w:r>
-        <w:t xml:space="preserve"> and </w:t>
-      </w:r>
-      <w:r>
-        <w:rPr>
-          <w:rFonts w:ascii="Consolas" w:hAnsi="Consolas"/>
-          <w:color w:val="C7254E"/>
-          <w:sz w:val="19"/>
-        </w:rPr>
-        <w:t>OXMON-0x = 20.9</w:t>
-      </w:r>
-      <w:r>
-        <w:t>.)*</w:t>
-      </w:r>
-    </w:p>
-    <w:p>
-      <w:pPr>
-        <w:pStyle w:val="ListNumber"/>
-      </w:pPr>
-      <w:r>
-        <w:rPr>
-          <w:b/>
-        </w:rPr>
-        <w:t>Press each reset once</w:t>
-      </w:r>
-      <w:r>
-        <w:t xml:space="preserve"> (force </w:t>
-      </w:r>
-      <w:r>
-        <w:rPr>
-          <w:rFonts w:ascii="Consolas" w:hAnsi="Consolas"/>
-          <w:color w:val="C7254E"/>
-          <w:sz w:val="19"/>
-        </w:rPr>
-        <w:t>0</w:t>
-      </w:r>
-      <w:r>
-        <w:t>→</w:t>
-      </w:r>
-      <w:r>
-        <w:rPr>
-          <w:rFonts w:ascii="Consolas" w:hAnsi="Consolas"/>
-          <w:color w:val="C7254E"/>
-          <w:sz w:val="19"/>
-        </w:rPr>
-        <w:t>1</w:t>
-      </w:r>
-      <w:r>
-        <w:t>→</w:t>
-      </w:r>
-      <w:r>
-        <w:rPr>
-          <w:rFonts w:ascii="Consolas" w:hAnsi="Consolas"/>
-          <w:color w:val="C7254E"/>
-          <w:sz w:val="19"/>
-        </w:rPr>
-        <w:t>0</w:t>
-      </w:r>
-      <w:r>
-        <w:t xml:space="preserve">): </w:t>
-      </w:r>
-      <w:r>
-        <w:rPr>
-          <w:rFonts w:ascii="Consolas" w:hAnsi="Consolas"/>
-          <w:color w:val="C7254E"/>
-          <w:sz w:val="19"/>
-        </w:rPr>
-        <w:t>IOC-01-BOB:RESET</w:t>
-      </w:r>
-      <w:r>
-        <w:t>,</w:t>
-      </w:r>
-    </w:p>
-    <w:p>
-      <w:r>
-        <w:t xml:space="preserve">   </w:t>
-      </w:r>
-      <w:r>
-        <w:rPr>
-          <w:rFonts w:ascii="Consolas" w:hAnsi="Consolas"/>
-          <w:color w:val="C7254E"/>
-          <w:sz w:val="19"/>
-        </w:rPr>
-        <w:t>IOC-01-RDMN:RESET</w:t>
-      </w:r>
-      <w:r>
-        <w:t xml:space="preserve">, </w:t>
-      </w:r>
-      <w:r>
-        <w:rPr>
-          <w:rFonts w:ascii="Consolas" w:hAnsi="Consolas"/>
-          <w:color w:val="C7254E"/>
-          <w:sz w:val="19"/>
-        </w:rPr>
-        <w:t>IOC-01-GAS:RESET</w:t>
-      </w:r>
-      <w:r>
-        <w:t xml:space="preserve"> (clears any latches left from power‑up).</w:t>
-      </w:r>
-    </w:p>
-    <w:p>
-      <w:r>
-        <w:rPr>
-          <w:b/>
-        </w:rPr>
-        <w:t>Expect:</w:t>
-      </w:r>
-      <w:r>
-        <w:t xml:space="preserve"> </w:t>
-      </w:r>
-      <w:r>
-        <w:rPr>
-          <w:rFonts w:ascii="Consolas" w:hAnsi="Consolas"/>
-          <w:color w:val="C7254E"/>
-          <w:sz w:val="19"/>
-        </w:rPr>
-        <w:t>STATUS-OPEN_READY = 1</w:t>
-      </w:r>
-      <w:r>
-        <w:t xml:space="preserve">; the "OPEN" sign </w:t>
-      </w:r>
-      <w:r>
-        <w:rPr>
-          <w:rFonts w:ascii="Consolas" w:hAnsi="Consolas"/>
-          <w:color w:val="C7254E"/>
-          <w:sz w:val="19"/>
-        </w:rPr>
-        <w:t>ANNOPN-01:A/:B = 1</w:t>
-      </w:r>
-      <w:r>
-        <w:t xml:space="preserve">; every power contactor </w:t>
-      </w:r>
-      <w:r>
-        <w:rPr>
-          <w:rFonts w:ascii="Consolas" w:hAnsi="Consolas"/>
-          <w:color w:val="C7254E"/>
-          <w:sz w:val="19"/>
-        </w:rPr>
-        <w:t>CON-0x:EN = 0</w:t>
-      </w:r>
-      <w:r>
-        <w:t xml:space="preserve"> (all hazards off); every lock </w:t>
-      </w:r>
-      <w:r>
-        <w:rPr>
-          <w:rFonts w:ascii="Consolas" w:hAnsi="Consolas"/>
-          <w:color w:val="C7254E"/>
-          <w:sz w:val="19"/>
-        </w:rPr>
-        <w:t>SOL-0x = 0</w:t>
-      </w:r>
-      <w:r>
-        <w:t xml:space="preserve"> (unlocked); and every safety‑function signal </w:t>
-      </w:r>
-      <w:r>
-        <w:rPr>
-          <w:rFonts w:ascii="Consolas" w:hAnsi="Consolas"/>
-          <w:color w:val="C7254E"/>
-          <w:sz w:val="19"/>
-        </w:rPr>
-        <w:t>BL10E-SIF-0x_TRIP</w:t>
-      </w:r>
-      <w:r>
-        <w:t xml:space="preserve"> at its healthy value (mostly </w:t>
-      </w:r>
-      <w:r>
-        <w:rPr>
-          <w:rFonts w:ascii="Consolas" w:hAnsi="Consolas"/>
-          <w:color w:val="C7254E"/>
-          <w:sz w:val="19"/>
-        </w:rPr>
-        <w:t>1</w:t>
-      </w:r>
-      <w:r>
-        <w:t>).</w:t>
-      </w:r>
-    </w:p>
+    <w:tbl>
+      <w:tblPr>
+        <w:tblStyle w:val="LightGrid-Accent1"/>
+        <w:tblW w:type="auto" w:w="0"/>
+        <w:jc w:val="left"/>
+        <w:tblLook w:firstColumn="1" w:firstRow="1" w:lastColumn="0" w:lastRow="0" w:noHBand="0" w:noVBand="1" w:val="04A0"/>
+      </w:tblPr>
+      <w:tblGrid>
+        <w:gridCol w:w="2880"/>
+        <w:gridCol w:w="2880"/>
+        <w:gridCol w:w="2880"/>
+      </w:tblGrid>
+      <w:tr>
+        <w:tc>
+          <w:tcPr>
+            <w:tcW w:type="dxa" w:w="2880"/>
+            <w:shd w:val="clear" w:fill="1F4E79"/>
+          </w:tcPr>
+          <w:p>
+            <w:r>
+              <w:rPr>
+                <w:b/>
+                <w:color w:val="FFFFFF"/>
+              </w:rPr>
+              <w:t>Watch this</w:t>
+            </w:r>
+          </w:p>
+        </w:tc>
+        <w:tc>
+          <w:tcPr>
+            <w:tcW w:type="dxa" w:w="2880"/>
+            <w:shd w:val="clear" w:fill="1F4E79"/>
+          </w:tcPr>
+          <w:p>
+            <w:r>
+              <w:rPr>
+                <w:b/>
+                <w:color w:val="FFFFFF"/>
+              </w:rPr>
+              <w:t>Expect</w:t>
+            </w:r>
+          </w:p>
+        </w:tc>
+        <w:tc>
+          <w:tcPr>
+            <w:tcW w:type="dxa" w:w="2880"/>
+            <w:shd w:val="clear" w:fill="1F4E79"/>
+          </w:tcPr>
+          <w:p>
+            <w:r>
+              <w:rPr>
+                <w:b/>
+                <w:color w:val="FFFFFF"/>
+              </w:rPr>
+              <w:t>Meaning</w:t>
+            </w:r>
+          </w:p>
+        </w:tc>
+      </w:tr>
+      <w:tr>
+        <w:tc>
+          <w:tcPr>
+            <w:tcW w:type="dxa" w:w="2880"/>
+          </w:tcPr>
+          <w:p>
+            <w:r>
+              <w:rPr>
+                <w:rFonts w:ascii="Consolas" w:hAnsi="Consolas"/>
+                <w:color w:val="C7254E"/>
+                <w:sz w:val="19"/>
+              </w:rPr>
+              <w:t>STATUS-OPEN_READY</w:t>
+            </w:r>
+          </w:p>
+        </w:tc>
+        <w:tc>
+          <w:tcPr>
+            <w:tcW w:type="dxa" w:w="2880"/>
+          </w:tcPr>
+          <w:p>
+            <w:r>
+              <w:rPr>
+                <w:rFonts w:ascii="Consolas" w:hAnsi="Consolas"/>
+                <w:color w:val="C7254E"/>
+                <w:sz w:val="19"/>
+              </w:rPr>
+              <w:t>1</w:t>
+            </w:r>
+          </w:p>
+        </w:tc>
+        <w:tc>
+          <w:tcPr>
+            <w:tcW w:type="dxa" w:w="2880"/>
+          </w:tcPr>
+          <w:p>
+            <w:r>
+              <w:t>the hutch is ready to start a search</w:t>
+            </w:r>
+          </w:p>
+        </w:tc>
+      </w:tr>
+      <w:tr>
+        <w:tc>
+          <w:tcPr>
+            <w:tcW w:type="dxa" w:w="2880"/>
+          </w:tcPr>
+          <w:p>
+            <w:r>
+              <w:rPr>
+                <w:rFonts w:ascii="Consolas" w:hAnsi="Consolas"/>
+                <w:color w:val="C7254E"/>
+                <w:sz w:val="19"/>
+              </w:rPr>
+              <w:t>BL10E-PS-ANNOPN-01:A</w:t>
+            </w:r>
+            <w:r>
+              <w:t>/</w:t>
+            </w:r>
+            <w:r>
+              <w:rPr>
+                <w:rFonts w:ascii="Consolas" w:hAnsi="Consolas"/>
+                <w:color w:val="C7254E"/>
+                <w:sz w:val="19"/>
+              </w:rPr>
+              <w:t>:B</w:t>
+            </w:r>
+          </w:p>
+        </w:tc>
+        <w:tc>
+          <w:tcPr>
+            <w:tcW w:type="dxa" w:w="2880"/>
+          </w:tcPr>
+          <w:p>
+            <w:r>
+              <w:rPr>
+                <w:rFonts w:ascii="Consolas" w:hAnsi="Consolas"/>
+                <w:color w:val="C7254E"/>
+                <w:sz w:val="19"/>
+              </w:rPr>
+              <w:t>1</w:t>
+            </w:r>
+          </w:p>
+        </w:tc>
+        <w:tc>
+          <w:tcPr>
+            <w:tcW w:type="dxa" w:w="2880"/>
+          </w:tcPr>
+          <w:p>
+            <w:r>
+              <w:t>the "OPEN" sign is on</w:t>
+            </w:r>
+          </w:p>
+        </w:tc>
+      </w:tr>
+      <w:tr>
+        <w:tc>
+          <w:tcPr>
+            <w:tcW w:type="dxa" w:w="2880"/>
+          </w:tcPr>
+          <w:p>
+            <w:r>
+              <w:rPr>
+                <w:rFonts w:ascii="Consolas" w:hAnsi="Consolas"/>
+                <w:color w:val="C7254E"/>
+                <w:sz w:val="19"/>
+              </w:rPr>
+              <w:t>BL10E-PS-CON-01:EN</w:t>
+            </w:r>
+            <w:r>
+              <w:t xml:space="preserve"> … </w:t>
+            </w:r>
+            <w:r>
+              <w:rPr>
+                <w:rFonts w:ascii="Consolas" w:hAnsi="Consolas"/>
+                <w:color w:val="C7254E"/>
+                <w:sz w:val="19"/>
+              </w:rPr>
+              <w:t>CON-10:EN</w:t>
+            </w:r>
+          </w:p>
+        </w:tc>
+        <w:tc>
+          <w:tcPr>
+            <w:tcW w:type="dxa" w:w="2880"/>
+          </w:tcPr>
+          <w:p>
+            <w:r>
+              <w:t xml:space="preserve">all </w:t>
+            </w:r>
+            <w:r>
+              <w:rPr>
+                <w:rFonts w:ascii="Consolas" w:hAnsi="Consolas"/>
+                <w:color w:val="C7254E"/>
+                <w:sz w:val="19"/>
+              </w:rPr>
+              <w:t>0</w:t>
+            </w:r>
+          </w:p>
+        </w:tc>
+        <w:tc>
+          <w:tcPr>
+            <w:tcW w:type="dxa" w:w="2880"/>
+          </w:tcPr>
+          <w:p>
+            <w:r>
+              <w:t>every hazard is off</w:t>
+            </w:r>
+          </w:p>
+        </w:tc>
+      </w:tr>
+      <w:tr>
+        <w:tc>
+          <w:tcPr>
+            <w:tcW w:type="dxa" w:w="2880"/>
+          </w:tcPr>
+          <w:p>
+            <w:r>
+              <w:rPr>
+                <w:rFonts w:ascii="Consolas" w:hAnsi="Consolas"/>
+                <w:color w:val="C7254E"/>
+                <w:sz w:val="19"/>
+              </w:rPr>
+              <w:t>BL10E-PS-SOL-01</w:t>
+            </w:r>
+            <w:r>
+              <w:t xml:space="preserve"> … </w:t>
+            </w:r>
+            <w:r>
+              <w:rPr>
+                <w:rFonts w:ascii="Consolas" w:hAnsi="Consolas"/>
+                <w:color w:val="C7254E"/>
+                <w:sz w:val="19"/>
+              </w:rPr>
+              <w:t>SOL-06</w:t>
+            </w:r>
+          </w:p>
+        </w:tc>
+        <w:tc>
+          <w:tcPr>
+            <w:tcW w:type="dxa" w:w="2880"/>
+          </w:tcPr>
+          <w:p>
+            <w:r>
+              <w:t xml:space="preserve">all </w:t>
+            </w:r>
+            <w:r>
+              <w:rPr>
+                <w:rFonts w:ascii="Consolas" w:hAnsi="Consolas"/>
+                <w:color w:val="C7254E"/>
+                <w:sz w:val="19"/>
+              </w:rPr>
+              <w:t>0</w:t>
+            </w:r>
+          </w:p>
+        </w:tc>
+        <w:tc>
+          <w:tcPr>
+            <w:tcW w:type="dxa" w:w="2880"/>
+          </w:tcPr>
+          <w:p>
+            <w:r>
+              <w:t>every door is unlocked</w:t>
+            </w:r>
+          </w:p>
+        </w:tc>
+      </w:tr>
+      <w:tr>
+        <w:tc>
+          <w:tcPr>
+            <w:tcW w:type="dxa" w:w="2880"/>
+          </w:tcPr>
+          <w:p>
+            <w:r>
+              <w:rPr>
+                <w:rFonts w:ascii="Consolas" w:hAnsi="Consolas"/>
+                <w:color w:val="C7254E"/>
+                <w:sz w:val="19"/>
+              </w:rPr>
+              <w:t>BL10E-SIF-01_TRIP</w:t>
+            </w:r>
+            <w:r>
+              <w:t xml:space="preserve"> … </w:t>
+            </w:r>
+            <w:r>
+              <w:rPr>
+                <w:rFonts w:ascii="Consolas" w:hAnsi="Consolas"/>
+                <w:color w:val="C7254E"/>
+                <w:sz w:val="19"/>
+              </w:rPr>
+              <w:t>SIF-13_TRIP</w:t>
+            </w:r>
+          </w:p>
+        </w:tc>
+        <w:tc>
+          <w:tcPr>
+            <w:tcW w:type="dxa" w:w="2880"/>
+          </w:tcPr>
+          <w:p>
+            <w:r>
+              <w:t xml:space="preserve">at healthy value (mostly </w:t>
+            </w:r>
+            <w:r>
+              <w:rPr>
+                <w:rFonts w:ascii="Consolas" w:hAnsi="Consolas"/>
+                <w:color w:val="C7254E"/>
+                <w:sz w:val="19"/>
+              </w:rPr>
+              <w:t>1</w:t>
+            </w:r>
+            <w:r>
+              <w:t>)</w:t>
+            </w:r>
+          </w:p>
+        </w:tc>
+        <w:tc>
+          <w:tcPr>
+            <w:tcW w:type="dxa" w:w="2880"/>
+          </w:tcPr>
+          <w:p>
+            <w:r>
+              <w:t>every safety function is healthy</w:t>
+            </w:r>
+          </w:p>
+        </w:tc>
+      </w:tr>
+    </w:tbl>
+    <w:p/>
     <w:p>
       <w:r>
         <w:rPr>

--- a/B10E-PSS-Simulator/docs-word/04_SILWORX_OFFLINE_TEST_PROCEDURE.docx
+++ b/B10E-PSS-Simulator/docs-word/04_SILWORX_OFFLINE_TEST_PROCEDURE.docx
@@ -428,6 +428,11 @@
       </w:pPr>
       <w:r>
         <w:t>0.3 Which way to force each signal (polarity)</w:t>
+      </w:r>
+    </w:p>
+    <w:p>
+      <w:r>
+        <w:t>*Tip: for a picture of which switch belongs to which door or gate, see the sketch at the top of document 00 (the glossary).*</w:t>
       </w:r>
     </w:p>
     <w:tbl>
@@ -1041,7 +1046,16 @@
               <w:t>Electron‑source enable key</w:t>
             </w:r>
             <w:r>
-              <w:t xml:space="preserve"> at the control panel (ZCP)</w:t>
+              <w:t xml:space="preserve"> at the </w:t>
+            </w:r>
+            <w:r>
+              <w:rPr>
+                <w:b/>
+              </w:rPr>
+              <w:t>ZCP</w:t>
+            </w:r>
+            <w:r>
+              <w:t xml:space="preserve"> (Zone Control Panel, by the hutch)</w:t>
             </w:r>
           </w:p>
         </w:tc>
@@ -1153,7 +1167,16 @@
               <w:t>Electron‑source enable key</w:t>
             </w:r>
             <w:r>
-              <w:t xml:space="preserve"> at the equipment rack</w:t>
+              <w:t xml:space="preserve"> at the </w:t>
+            </w:r>
+            <w:r>
+              <w:rPr>
+                <w:b/>
+              </w:rPr>
+              <w:t>equipment rack</w:t>
+            </w:r>
+            <w:r>
+              <w:t xml:space="preserve"> (cabinet / rack room, away from the hutch)</w:t>
             </w:r>
           </w:p>
         </w:tc>
@@ -3947,7 +3970,16 @@
               <w:t>Electron‑source enable key</w:t>
             </w:r>
             <w:r>
-              <w:t xml:space="preserve"> at the control panel (ZCP)</w:t>
+              <w:t xml:space="preserve"> at the </w:t>
+            </w:r>
+            <w:r>
+              <w:rPr>
+                <w:b/>
+              </w:rPr>
+              <w:t>ZCP</w:t>
+            </w:r>
+            <w:r>
+              <w:t xml:space="preserve"> (Zone Control Panel, by the hutch)</w:t>
             </w:r>
           </w:p>
         </w:tc>
@@ -4045,7 +4077,16 @@
               <w:t>Electron‑source enable key</w:t>
             </w:r>
             <w:r>
-              <w:t xml:space="preserve"> at the equipment rack</w:t>
+              <w:t xml:space="preserve"> at the </w:t>
+            </w:r>
+            <w:r>
+              <w:rPr>
+                <w:b/>
+              </w:rPr>
+              <w:t>equipment rack</w:t>
+            </w:r>
+            <w:r>
+              <w:t xml:space="preserve"> (cabinet / rack room, away from the hutch)</w:t>
             </w:r>
           </w:p>
         </w:tc>
